--- a/TP Arsen Sidorenko CS-252.docx
+++ b/TP Arsen Sidorenko CS-252.docx
@@ -3460,428 +3460,359 @@
       </w:pPr>
       <w:r>
         <w:rPr>
-          <w:rFonts w:ascii="Times New Roman" w:hAnsi="Times New Roman"/>
-          <w:sz w:val="28"/>
-          <w:szCs w:val="28"/>
-          <w:lang w:val="uk-UA"/>
-        </w:rPr>
-      </w:r>
-    </w:p>
-    <w:p>
-      <w:pPr>
-        <w:pStyle w:val="Normal"/>
-        <w:bidi w:val="0"/>
-        <w:ind w:start="709"/>
-        <w:jc w:val="start"/>
-        <w:rPr>
-          <w:lang w:val="ru-RU"/>
-        </w:rPr>
-      </w:pPr>
-      <w:r>
-        <w:rPr>
-          <w:rFonts w:ascii="Times New Roman" w:hAnsi="Times New Roman"/>
-          <w:sz w:val="28"/>
-          <w:szCs w:val="28"/>
-          <w:lang w:val="uk-UA"/>
-        </w:rPr>
-      </w:r>
-    </w:p>
-    <w:p>
-      <w:pPr>
-        <w:pStyle w:val="Normal"/>
-        <w:bidi w:val="0"/>
-        <w:ind w:start="709"/>
-        <w:jc w:val="start"/>
-        <w:rPr>
-          <w:lang w:val="ru-RU"/>
-        </w:rPr>
-      </w:pPr>
-      <w:r>
-        <w:rPr>
-          <w:rFonts w:ascii="Times New Roman" w:hAnsi="Times New Roman"/>
-          <w:sz w:val="28"/>
-          <w:szCs w:val="28"/>
-          <w:lang w:val="uk-UA"/>
-        </w:rPr>
-      </w:r>
-    </w:p>
-    <w:p>
-      <w:pPr>
-        <w:pStyle w:val="Normal"/>
-        <w:bidi w:val="0"/>
-        <w:ind w:start="709"/>
-        <w:jc w:val="start"/>
-        <w:rPr>
-          <w:lang w:val="ru-RU"/>
-        </w:rPr>
-      </w:pPr>
-      <w:r>
-        <w:rPr>
-          <w:rFonts w:ascii="Times New Roman" w:hAnsi="Times New Roman"/>
-          <w:sz w:val="28"/>
-          <w:szCs w:val="28"/>
-          <w:lang w:val="uk-UA"/>
-        </w:rPr>
-      </w:r>
-    </w:p>
-    <w:p>
-      <w:pPr>
-        <w:pStyle w:val="Normal"/>
-        <w:bidi w:val="0"/>
-        <w:ind w:start="709"/>
-        <w:jc w:val="start"/>
-        <w:rPr>
-          <w:lang w:val="ru-RU"/>
-        </w:rPr>
-      </w:pPr>
-      <w:r>
-        <w:rPr>
-          <w:rFonts w:ascii="Times New Roman" w:hAnsi="Times New Roman"/>
-          <w:sz w:val="28"/>
-          <w:szCs w:val="28"/>
-          <w:lang w:val="uk-UA"/>
-        </w:rPr>
-      </w:r>
-    </w:p>
-    <w:p>
-      <w:pPr>
-        <w:pStyle w:val="Normal"/>
-        <w:bidi w:val="0"/>
-        <w:ind w:start="709"/>
-        <w:jc w:val="start"/>
-        <w:rPr>
-          <w:lang w:val="ru-RU"/>
-        </w:rPr>
-      </w:pPr>
-      <w:r>
-        <w:rPr>
-          <w:rFonts w:ascii="Times New Roman" w:hAnsi="Times New Roman"/>
-          <w:sz w:val="28"/>
-          <w:szCs w:val="28"/>
-          <w:lang w:val="uk-UA"/>
-        </w:rPr>
-      </w:r>
-    </w:p>
-    <w:p>
-      <w:pPr>
-        <w:pStyle w:val="Normal"/>
-        <w:bidi w:val="0"/>
-        <w:ind w:start="709"/>
-        <w:jc w:val="start"/>
-        <w:rPr>
-          <w:lang w:val="ru-RU"/>
-        </w:rPr>
-      </w:pPr>
-      <w:r>
-        <w:rPr>
-          <w:rFonts w:ascii="Times New Roman" w:hAnsi="Times New Roman"/>
-          <w:sz w:val="28"/>
-          <w:szCs w:val="28"/>
-          <w:lang w:val="uk-UA"/>
-        </w:rPr>
-      </w:r>
-    </w:p>
-    <w:p>
-      <w:pPr>
-        <w:pStyle w:val="Normal"/>
-        <w:bidi w:val="0"/>
-        <w:ind w:start="709"/>
-        <w:jc w:val="start"/>
-        <w:rPr>
-          <w:lang w:val="ru-RU"/>
-        </w:rPr>
-      </w:pPr>
-      <w:r>
-        <w:rPr>
-          <w:rFonts w:ascii="Times New Roman" w:hAnsi="Times New Roman"/>
-          <w:sz w:val="28"/>
-          <w:szCs w:val="28"/>
-          <w:lang w:val="uk-UA"/>
-        </w:rPr>
-      </w:r>
-    </w:p>
-    <w:p>
-      <w:pPr>
-        <w:pStyle w:val="Normal"/>
-        <w:bidi w:val="0"/>
-        <w:ind w:start="709"/>
-        <w:jc w:val="start"/>
-        <w:rPr>
-          <w:lang w:val="ru-RU"/>
-        </w:rPr>
-      </w:pPr>
-      <w:r>
-        <w:rPr>
-          <w:rFonts w:ascii="Times New Roman" w:hAnsi="Times New Roman"/>
-          <w:sz w:val="28"/>
-          <w:szCs w:val="28"/>
-          <w:lang w:val="uk-UA"/>
-        </w:rPr>
-      </w:r>
-    </w:p>
-    <w:p>
-      <w:pPr>
-        <w:pStyle w:val="Normal"/>
-        <w:bidi w:val="0"/>
-        <w:ind w:start="709"/>
-        <w:jc w:val="start"/>
-        <w:rPr>
-          <w:lang w:val="ru-RU"/>
-        </w:rPr>
-      </w:pPr>
-      <w:r>
-        <w:rPr>
-          <w:rFonts w:ascii="Times New Roman" w:hAnsi="Times New Roman"/>
-          <w:sz w:val="28"/>
-          <w:szCs w:val="28"/>
-          <w:lang w:val="uk-UA"/>
-        </w:rPr>
-      </w:r>
-    </w:p>
-    <w:p>
-      <w:pPr>
-        <w:pStyle w:val="Normal"/>
-        <w:bidi w:val="0"/>
-        <w:ind w:start="709"/>
-        <w:jc w:val="start"/>
-        <w:rPr>
-          <w:lang w:val="ru-RU"/>
-        </w:rPr>
-      </w:pPr>
-      <w:r>
-        <w:rPr>
-          <w:rFonts w:ascii="Times New Roman" w:hAnsi="Times New Roman"/>
-          <w:sz w:val="28"/>
-          <w:szCs w:val="28"/>
-          <w:lang w:val="uk-UA"/>
-        </w:rPr>
-      </w:r>
-    </w:p>
-    <w:p>
-      <w:pPr>
-        <w:pStyle w:val="Normal"/>
-        <w:bidi w:val="0"/>
-        <w:ind w:start="709"/>
-        <w:jc w:val="start"/>
-        <w:rPr>
-          <w:lang w:val="ru-RU"/>
-        </w:rPr>
-      </w:pPr>
-      <w:r>
-        <w:rPr>
-          <w:rFonts w:ascii="Times New Roman" w:hAnsi="Times New Roman"/>
-          <w:sz w:val="28"/>
-          <w:szCs w:val="28"/>
-          <w:lang w:val="uk-UA"/>
-        </w:rPr>
-      </w:r>
-    </w:p>
-    <w:p>
-      <w:pPr>
-        <w:pStyle w:val="Normal"/>
-        <w:bidi w:val="0"/>
-        <w:ind w:start="709"/>
-        <w:jc w:val="start"/>
-        <w:rPr>
-          <w:lang w:val="ru-RU"/>
-        </w:rPr>
-      </w:pPr>
-      <w:r>
-        <w:rPr>
-          <w:rFonts w:ascii="Times New Roman" w:hAnsi="Times New Roman"/>
-          <w:sz w:val="28"/>
-          <w:szCs w:val="28"/>
-          <w:lang w:val="uk-UA"/>
-        </w:rPr>
-      </w:r>
-    </w:p>
-    <w:p>
-      <w:pPr>
-        <w:pStyle w:val="Normal"/>
-        <w:bidi w:val="0"/>
-        <w:ind w:start="709"/>
-        <w:jc w:val="start"/>
-        <w:rPr>
-          <w:lang w:val="ru-RU"/>
-        </w:rPr>
-      </w:pPr>
-      <w:r>
-        <w:rPr>
-          <w:rFonts w:ascii="Times New Roman" w:hAnsi="Times New Roman"/>
-          <w:sz w:val="28"/>
-          <w:szCs w:val="28"/>
-          <w:lang w:val="uk-UA"/>
-        </w:rPr>
-      </w:r>
-    </w:p>
-    <w:p>
-      <w:pPr>
-        <w:pStyle w:val="Normal"/>
-        <w:bidi w:val="0"/>
-        <w:ind w:start="709"/>
-        <w:jc w:val="start"/>
-        <w:rPr>
-          <w:lang w:val="ru-RU"/>
-        </w:rPr>
-      </w:pPr>
-      <w:r>
-        <w:rPr>
-          <w:rFonts w:ascii="Times New Roman" w:hAnsi="Times New Roman"/>
-          <w:sz w:val="28"/>
-          <w:szCs w:val="28"/>
-          <w:lang w:val="uk-UA"/>
-        </w:rPr>
-      </w:r>
-    </w:p>
-    <w:p>
-      <w:pPr>
-        <w:pStyle w:val="Normal"/>
-        <w:bidi w:val="0"/>
-        <w:ind w:start="709"/>
-        <w:jc w:val="start"/>
-        <w:rPr>
-          <w:lang w:val="ru-RU"/>
-        </w:rPr>
-      </w:pPr>
-      <w:r>
-        <w:rPr>
-          <w:rFonts w:ascii="Times New Roman" w:hAnsi="Times New Roman"/>
-          <w:sz w:val="28"/>
-          <w:szCs w:val="28"/>
-          <w:lang w:val="uk-UA"/>
-        </w:rPr>
-      </w:r>
-    </w:p>
-    <w:p>
-      <w:pPr>
-        <w:pStyle w:val="Normal"/>
-        <w:bidi w:val="0"/>
-        <w:ind w:start="709"/>
-        <w:jc w:val="start"/>
-        <w:rPr>
-          <w:lang w:val="ru-RU"/>
-        </w:rPr>
-      </w:pPr>
-      <w:r>
-        <w:rPr>
-          <w:rFonts w:ascii="Times New Roman" w:hAnsi="Times New Roman"/>
-          <w:sz w:val="28"/>
-          <w:szCs w:val="28"/>
-          <w:lang w:val="uk-UA"/>
-        </w:rPr>
-      </w:r>
-    </w:p>
-    <w:p>
-      <w:pPr>
-        <w:pStyle w:val="Normal"/>
-        <w:bidi w:val="0"/>
-        <w:ind w:start="709"/>
-        <w:jc w:val="start"/>
-        <w:rPr>
-          <w:lang w:val="ru-RU"/>
-        </w:rPr>
-      </w:pPr>
-      <w:r>
-        <w:rPr>
-          <w:rFonts w:ascii="Times New Roman" w:hAnsi="Times New Roman"/>
-          <w:sz w:val="28"/>
-          <w:szCs w:val="28"/>
-          <w:lang w:val="uk-UA"/>
-        </w:rPr>
-      </w:r>
-    </w:p>
-    <w:p>
-      <w:pPr>
-        <w:pStyle w:val="Normal"/>
-        <w:bidi w:val="0"/>
-        <w:ind w:start="709"/>
-        <w:jc w:val="start"/>
-        <w:rPr>
-          <w:lang w:val="ru-RU"/>
-        </w:rPr>
-      </w:pPr>
-      <w:r>
-        <w:rPr>
-          <w:rFonts w:ascii="Times New Roman" w:hAnsi="Times New Roman"/>
-          <w:sz w:val="28"/>
-          <w:szCs w:val="28"/>
-          <w:lang w:val="uk-UA"/>
-        </w:rPr>
-      </w:r>
-    </w:p>
-    <w:p>
-      <w:pPr>
-        <w:pStyle w:val="Normal"/>
-        <w:bidi w:val="0"/>
-        <w:ind w:start="709"/>
-        <w:jc w:val="start"/>
-        <w:rPr>
-          <w:lang w:val="ru-RU"/>
-        </w:rPr>
-      </w:pPr>
-      <w:r>
-        <w:rPr>
-          <w:rFonts w:ascii="Times New Roman" w:hAnsi="Times New Roman"/>
-          <w:sz w:val="28"/>
-          <w:szCs w:val="28"/>
-          <w:lang w:val="uk-UA"/>
-        </w:rPr>
-      </w:r>
-    </w:p>
-    <w:p>
-      <w:pPr>
-        <w:pStyle w:val="Normal"/>
-        <w:bidi w:val="0"/>
-        <w:ind w:start="709"/>
-        <w:jc w:val="start"/>
-        <w:rPr>
-          <w:lang w:val="ru-RU"/>
-        </w:rPr>
-      </w:pPr>
-      <w:r>
-        <w:rPr>
-          <w:rFonts w:ascii="Times New Roman" w:hAnsi="Times New Roman"/>
-          <w:sz w:val="28"/>
-          <w:szCs w:val="28"/>
-          <w:lang w:val="uk-UA"/>
-        </w:rPr>
-      </w:r>
-    </w:p>
-    <w:p>
-      <w:pPr>
-        <w:pStyle w:val="Normal"/>
-        <w:bidi w:val="0"/>
-        <w:ind w:start="709"/>
-        <w:jc w:val="start"/>
-        <w:rPr>
-          <w:lang w:val="ru-RU"/>
-        </w:rPr>
-      </w:pPr>
-      <w:r>
-        <w:rPr>
-          <w:rFonts w:ascii="Times New Roman" w:hAnsi="Times New Roman"/>
-          <w:sz w:val="28"/>
-          <w:szCs w:val="28"/>
-          <w:lang w:val="uk-UA"/>
-        </w:rPr>
-      </w:r>
-    </w:p>
-    <w:p>
-      <w:pPr>
-        <w:pStyle w:val="Normal"/>
-        <w:bidi w:val="0"/>
-        <w:ind w:start="709"/>
-        <w:jc w:val="start"/>
-        <w:rPr>
-          <w:lang w:val="ru-RU"/>
-        </w:rPr>
-      </w:pPr>
-      <w:r>
-        <w:rPr>
-          <w:rFonts w:ascii="Times New Roman" w:hAnsi="Times New Roman"/>
-          <w:sz w:val="28"/>
-          <w:szCs w:val="28"/>
-          <w:lang w:val="uk-UA"/>
+          <w:lang w:val="ru-RU"/>
+        </w:rPr>
+      </w:r>
+    </w:p>
+    <w:p>
+      <w:pPr>
+        <w:pStyle w:val="Normal"/>
+        <w:bidi w:val="0"/>
+        <w:ind w:start="709"/>
+        <w:jc w:val="start"/>
+        <w:rPr>
+          <w:lang w:val="ru-RU"/>
+        </w:rPr>
+      </w:pPr>
+      <w:r>
+        <w:rPr>
+          <w:lang w:val="ru-RU"/>
+        </w:rPr>
+      </w:r>
+    </w:p>
+    <w:p>
+      <w:pPr>
+        <w:pStyle w:val="Normal"/>
+        <w:bidi w:val="0"/>
+        <w:ind w:start="709"/>
+        <w:jc w:val="start"/>
+        <w:rPr>
+          <w:lang w:val="ru-RU"/>
+        </w:rPr>
+      </w:pPr>
+      <w:r>
+        <w:rPr>
+          <w:lang w:val="ru-RU"/>
+        </w:rPr>
+      </w:r>
+    </w:p>
+    <w:p>
+      <w:pPr>
+        <w:pStyle w:val="Normal"/>
+        <w:bidi w:val="0"/>
+        <w:ind w:start="709"/>
+        <w:jc w:val="start"/>
+        <w:rPr>
+          <w:lang w:val="ru-RU"/>
+        </w:rPr>
+      </w:pPr>
+      <w:r>
+        <w:rPr>
+          <w:lang w:val="ru-RU"/>
+        </w:rPr>
+      </w:r>
+    </w:p>
+    <w:p>
+      <w:pPr>
+        <w:pStyle w:val="Normal"/>
+        <w:bidi w:val="0"/>
+        <w:ind w:start="709"/>
+        <w:jc w:val="start"/>
+        <w:rPr>
+          <w:lang w:val="ru-RU"/>
+        </w:rPr>
+      </w:pPr>
+      <w:r>
+        <w:rPr>
+          <w:lang w:val="ru-RU"/>
+        </w:rPr>
+      </w:r>
+    </w:p>
+    <w:p>
+      <w:pPr>
+        <w:pStyle w:val="Normal"/>
+        <w:bidi w:val="0"/>
+        <w:ind w:start="709"/>
+        <w:jc w:val="start"/>
+        <w:rPr>
+          <w:lang w:val="ru-RU"/>
+        </w:rPr>
+      </w:pPr>
+      <w:r>
+        <w:rPr>
+          <w:lang w:val="ru-RU"/>
+        </w:rPr>
+      </w:r>
+    </w:p>
+    <w:p>
+      <w:pPr>
+        <w:pStyle w:val="Normal"/>
+        <w:bidi w:val="0"/>
+        <w:ind w:start="709"/>
+        <w:jc w:val="start"/>
+        <w:rPr>
+          <w:lang w:val="ru-RU"/>
+        </w:rPr>
+      </w:pPr>
+      <w:r>
+        <w:rPr>
+          <w:lang w:val="ru-RU"/>
+        </w:rPr>
+      </w:r>
+    </w:p>
+    <w:p>
+      <w:pPr>
+        <w:pStyle w:val="Normal"/>
+        <w:bidi w:val="0"/>
+        <w:ind w:start="709"/>
+        <w:jc w:val="start"/>
+        <w:rPr>
+          <w:lang w:val="ru-RU"/>
+        </w:rPr>
+      </w:pPr>
+      <w:r>
+        <w:rPr>
+          <w:lang w:val="ru-RU"/>
+        </w:rPr>
+      </w:r>
+    </w:p>
+    <w:p>
+      <w:pPr>
+        <w:pStyle w:val="Normal"/>
+        <w:bidi w:val="0"/>
+        <w:ind w:start="709"/>
+        <w:jc w:val="start"/>
+        <w:rPr>
+          <w:lang w:val="ru-RU"/>
+        </w:rPr>
+      </w:pPr>
+      <w:r>
+        <w:rPr>
+          <w:lang w:val="ru-RU"/>
+        </w:rPr>
+      </w:r>
+    </w:p>
+    <w:p>
+      <w:pPr>
+        <w:pStyle w:val="Normal"/>
+        <w:bidi w:val="0"/>
+        <w:ind w:start="709"/>
+        <w:jc w:val="start"/>
+        <w:rPr>
+          <w:lang w:val="ru-RU"/>
+        </w:rPr>
+      </w:pPr>
+      <w:r>
+        <w:rPr>
+          <w:lang w:val="ru-RU"/>
+        </w:rPr>
+      </w:r>
+    </w:p>
+    <w:p>
+      <w:pPr>
+        <w:pStyle w:val="Normal"/>
+        <w:bidi w:val="0"/>
+        <w:ind w:start="709"/>
+        <w:jc w:val="start"/>
+        <w:rPr>
+          <w:lang w:val="ru-RU"/>
+        </w:rPr>
+      </w:pPr>
+      <w:r>
+        <w:rPr>
+          <w:lang w:val="ru-RU"/>
+        </w:rPr>
+      </w:r>
+    </w:p>
+    <w:p>
+      <w:pPr>
+        <w:pStyle w:val="Normal"/>
+        <w:bidi w:val="0"/>
+        <w:ind w:start="709"/>
+        <w:jc w:val="start"/>
+        <w:rPr>
+          <w:lang w:val="ru-RU"/>
+        </w:rPr>
+      </w:pPr>
+      <w:r>
+        <w:rPr>
+          <w:lang w:val="ru-RU"/>
+        </w:rPr>
+      </w:r>
+    </w:p>
+    <w:p>
+      <w:pPr>
+        <w:pStyle w:val="Normal"/>
+        <w:bidi w:val="0"/>
+        <w:ind w:start="709"/>
+        <w:jc w:val="start"/>
+        <w:rPr>
+          <w:lang w:val="ru-RU"/>
+        </w:rPr>
+      </w:pPr>
+      <w:r>
+        <w:rPr>
+          <w:lang w:val="ru-RU"/>
+        </w:rPr>
+      </w:r>
+    </w:p>
+    <w:p>
+      <w:pPr>
+        <w:pStyle w:val="Normal"/>
+        <w:bidi w:val="0"/>
+        <w:ind w:start="709"/>
+        <w:jc w:val="start"/>
+        <w:rPr>
+          <w:lang w:val="ru-RU"/>
+        </w:rPr>
+      </w:pPr>
+      <w:r>
+        <w:rPr>
+          <w:lang w:val="ru-RU"/>
+        </w:rPr>
+      </w:r>
+    </w:p>
+    <w:p>
+      <w:pPr>
+        <w:pStyle w:val="Normal"/>
+        <w:bidi w:val="0"/>
+        <w:ind w:start="709"/>
+        <w:jc w:val="start"/>
+        <w:rPr>
+          <w:lang w:val="ru-RU"/>
+        </w:rPr>
+      </w:pPr>
+      <w:r>
+        <w:rPr>
+          <w:lang w:val="ru-RU"/>
+        </w:rPr>
+      </w:r>
+    </w:p>
+    <w:p>
+      <w:pPr>
+        <w:pStyle w:val="Normal"/>
+        <w:bidi w:val="0"/>
+        <w:ind w:start="709"/>
+        <w:jc w:val="start"/>
+        <w:rPr>
+          <w:lang w:val="ru-RU"/>
+        </w:rPr>
+      </w:pPr>
+      <w:r>
+        <w:rPr>
+          <w:lang w:val="ru-RU"/>
+        </w:rPr>
+      </w:r>
+    </w:p>
+    <w:p>
+      <w:pPr>
+        <w:pStyle w:val="Normal"/>
+        <w:bidi w:val="0"/>
+        <w:ind w:start="709"/>
+        <w:jc w:val="start"/>
+        <w:rPr>
+          <w:lang w:val="ru-RU"/>
+        </w:rPr>
+      </w:pPr>
+      <w:r>
+        <w:rPr>
+          <w:lang w:val="ru-RU"/>
+        </w:rPr>
+      </w:r>
+    </w:p>
+    <w:p>
+      <w:pPr>
+        <w:pStyle w:val="Normal"/>
+        <w:bidi w:val="0"/>
+        <w:ind w:start="709"/>
+        <w:jc w:val="start"/>
+        <w:rPr>
+          <w:lang w:val="ru-RU"/>
+        </w:rPr>
+      </w:pPr>
+      <w:r>
+        <w:rPr>
+          <w:lang w:val="ru-RU"/>
+        </w:rPr>
+      </w:r>
+    </w:p>
+    <w:p>
+      <w:pPr>
+        <w:pStyle w:val="Normal"/>
+        <w:bidi w:val="0"/>
+        <w:ind w:start="709"/>
+        <w:jc w:val="start"/>
+        <w:rPr>
+          <w:lang w:val="ru-RU"/>
+        </w:rPr>
+      </w:pPr>
+      <w:r>
+        <w:rPr>
+          <w:lang w:val="ru-RU"/>
+        </w:rPr>
+      </w:r>
+    </w:p>
+    <w:p>
+      <w:pPr>
+        <w:pStyle w:val="Normal"/>
+        <w:bidi w:val="0"/>
+        <w:ind w:start="709"/>
+        <w:jc w:val="start"/>
+        <w:rPr>
+          <w:lang w:val="ru-RU"/>
+        </w:rPr>
+      </w:pPr>
+      <w:r>
+        <w:rPr>
+          <w:lang w:val="ru-RU"/>
+        </w:rPr>
+      </w:r>
+    </w:p>
+    <w:p>
+      <w:pPr>
+        <w:pStyle w:val="Normal"/>
+        <w:bidi w:val="0"/>
+        <w:ind w:start="709"/>
+        <w:jc w:val="start"/>
+        <w:rPr>
+          <w:lang w:val="ru-RU"/>
+        </w:rPr>
+      </w:pPr>
+      <w:r>
+        <w:rPr>
+          <w:lang w:val="ru-RU"/>
+        </w:rPr>
+      </w:r>
+    </w:p>
+    <w:p>
+      <w:pPr>
+        <w:pStyle w:val="Normal"/>
+        <w:bidi w:val="0"/>
+        <w:ind w:start="709"/>
+        <w:jc w:val="start"/>
+        <w:rPr>
+          <w:lang w:val="ru-RU"/>
+        </w:rPr>
+      </w:pPr>
+      <w:r>
+        <w:rPr>
+          <w:lang w:val="ru-RU"/>
+        </w:rPr>
+      </w:r>
+    </w:p>
+    <w:p>
+      <w:pPr>
+        <w:pStyle w:val="Normal"/>
+        <w:bidi w:val="0"/>
+        <w:ind w:start="709"/>
+        <w:jc w:val="start"/>
+        <w:rPr>
+          <w:lang w:val="ru-RU"/>
+        </w:rPr>
+      </w:pPr>
+      <w:r>
+        <w:rPr>
+          <w:lang w:val="ru-RU"/>
         </w:rPr>
       </w:r>
     </w:p>
@@ -3988,238 +3919,199 @@
       </w:pPr>
       <w:r>
         <w:rPr>
-          <w:rFonts w:ascii="Times New Roman" w:hAnsi="Times New Roman"/>
-          <w:sz w:val="28"/>
-          <w:szCs w:val="28"/>
-          <w:lang w:val="uk-UA"/>
-        </w:rPr>
-      </w:r>
-    </w:p>
-    <w:p>
-      <w:pPr>
-        <w:pStyle w:val="Normal"/>
-        <w:bidi w:val="0"/>
-        <w:ind w:start="709"/>
-        <w:jc w:val="start"/>
-        <w:rPr>
-          <w:lang w:val="ru-RU"/>
-        </w:rPr>
-      </w:pPr>
-      <w:r>
-        <w:rPr>
-          <w:rFonts w:ascii="Times New Roman" w:hAnsi="Times New Roman"/>
-          <w:sz w:val="28"/>
-          <w:szCs w:val="28"/>
-          <w:lang w:val="uk-UA"/>
-        </w:rPr>
-      </w:r>
-    </w:p>
-    <w:p>
-      <w:pPr>
-        <w:pStyle w:val="Normal"/>
-        <w:bidi w:val="0"/>
-        <w:ind w:start="709"/>
-        <w:jc w:val="start"/>
-        <w:rPr>
-          <w:lang w:val="ru-RU"/>
-        </w:rPr>
-      </w:pPr>
-      <w:r>
-        <w:rPr>
-          <w:rFonts w:ascii="Times New Roman" w:hAnsi="Times New Roman"/>
-          <w:sz w:val="28"/>
-          <w:szCs w:val="28"/>
-          <w:lang w:val="uk-UA"/>
-        </w:rPr>
-      </w:r>
-    </w:p>
-    <w:p>
-      <w:pPr>
-        <w:pStyle w:val="Normal"/>
-        <w:bidi w:val="0"/>
-        <w:ind w:start="709"/>
-        <w:jc w:val="start"/>
-        <w:rPr>
-          <w:lang w:val="ru-RU"/>
-        </w:rPr>
-      </w:pPr>
-      <w:r>
-        <w:rPr>
-          <w:rFonts w:ascii="Times New Roman" w:hAnsi="Times New Roman"/>
-          <w:sz w:val="28"/>
-          <w:szCs w:val="28"/>
-          <w:lang w:val="uk-UA"/>
-        </w:rPr>
-      </w:r>
-    </w:p>
-    <w:p>
-      <w:pPr>
-        <w:pStyle w:val="Normal"/>
-        <w:bidi w:val="0"/>
-        <w:ind w:start="709"/>
-        <w:jc w:val="start"/>
-        <w:rPr>
-          <w:lang w:val="ru-RU"/>
-        </w:rPr>
-      </w:pPr>
-      <w:r>
-        <w:rPr>
-          <w:rFonts w:ascii="Times New Roman" w:hAnsi="Times New Roman"/>
-          <w:sz w:val="28"/>
-          <w:szCs w:val="28"/>
-          <w:lang w:val="uk-UA"/>
-        </w:rPr>
-      </w:r>
-    </w:p>
-    <w:p>
-      <w:pPr>
-        <w:pStyle w:val="Normal"/>
-        <w:bidi w:val="0"/>
-        <w:ind w:start="709"/>
-        <w:jc w:val="start"/>
-        <w:rPr>
-          <w:lang w:val="ru-RU"/>
-        </w:rPr>
-      </w:pPr>
-      <w:r>
-        <w:rPr>
-          <w:rFonts w:ascii="Times New Roman" w:hAnsi="Times New Roman"/>
-          <w:sz w:val="28"/>
-          <w:szCs w:val="28"/>
-          <w:lang w:val="uk-UA"/>
-        </w:rPr>
-      </w:r>
-    </w:p>
-    <w:p>
-      <w:pPr>
-        <w:pStyle w:val="Normal"/>
-        <w:bidi w:val="0"/>
-        <w:ind w:start="709"/>
-        <w:jc w:val="start"/>
-        <w:rPr>
-          <w:lang w:val="ru-RU"/>
-        </w:rPr>
-      </w:pPr>
-      <w:r>
-        <w:rPr>
-          <w:rFonts w:ascii="Times New Roman" w:hAnsi="Times New Roman"/>
-          <w:sz w:val="28"/>
-          <w:szCs w:val="28"/>
-          <w:lang w:val="uk-UA"/>
-        </w:rPr>
-      </w:r>
-    </w:p>
-    <w:p>
-      <w:pPr>
-        <w:pStyle w:val="Normal"/>
-        <w:bidi w:val="0"/>
-        <w:ind w:start="709"/>
-        <w:jc w:val="start"/>
-        <w:rPr>
-          <w:lang w:val="ru-RU"/>
-        </w:rPr>
-      </w:pPr>
-      <w:r>
-        <w:rPr>
-          <w:rFonts w:ascii="Times New Roman" w:hAnsi="Times New Roman"/>
-          <w:sz w:val="28"/>
-          <w:szCs w:val="28"/>
-          <w:lang w:val="uk-UA"/>
-        </w:rPr>
-      </w:r>
-    </w:p>
-    <w:p>
-      <w:pPr>
-        <w:pStyle w:val="Normal"/>
-        <w:bidi w:val="0"/>
-        <w:ind w:start="709"/>
-        <w:jc w:val="start"/>
-        <w:rPr>
-          <w:lang w:val="ru-RU"/>
-        </w:rPr>
-      </w:pPr>
-      <w:r>
-        <w:rPr>
-          <w:rFonts w:ascii="Times New Roman" w:hAnsi="Times New Roman"/>
-          <w:sz w:val="28"/>
-          <w:szCs w:val="28"/>
-          <w:lang w:val="uk-UA"/>
-        </w:rPr>
-      </w:r>
-    </w:p>
-    <w:p>
-      <w:pPr>
-        <w:pStyle w:val="Normal"/>
-        <w:bidi w:val="0"/>
-        <w:ind w:start="709"/>
-        <w:jc w:val="start"/>
-        <w:rPr>
-          <w:lang w:val="ru-RU"/>
-        </w:rPr>
-      </w:pPr>
-      <w:r>
-        <w:rPr>
-          <w:rFonts w:ascii="Times New Roman" w:hAnsi="Times New Roman"/>
-          <w:sz w:val="28"/>
-          <w:szCs w:val="28"/>
-          <w:lang w:val="uk-UA"/>
-        </w:rPr>
-      </w:r>
-    </w:p>
-    <w:p>
-      <w:pPr>
-        <w:pStyle w:val="Normal"/>
-        <w:bidi w:val="0"/>
-        <w:ind w:start="709"/>
-        <w:jc w:val="start"/>
-        <w:rPr>
-          <w:lang w:val="ru-RU"/>
-        </w:rPr>
-      </w:pPr>
-      <w:r>
-        <w:rPr>
-          <w:rFonts w:ascii="Times New Roman" w:hAnsi="Times New Roman"/>
-          <w:sz w:val="28"/>
-          <w:szCs w:val="28"/>
-          <w:lang w:val="uk-UA"/>
-        </w:rPr>
-      </w:r>
-    </w:p>
-    <w:p>
-      <w:pPr>
-        <w:pStyle w:val="Normal"/>
-        <w:bidi w:val="0"/>
-        <w:ind w:start="709"/>
-        <w:jc w:val="start"/>
-        <w:rPr>
-          <w:lang w:val="ru-RU"/>
-        </w:rPr>
-      </w:pPr>
-      <w:r>
-        <w:rPr>
-          <w:rFonts w:ascii="Times New Roman" w:hAnsi="Times New Roman"/>
-          <w:sz w:val="28"/>
-          <w:szCs w:val="28"/>
-          <w:lang w:val="uk-UA"/>
-        </w:rPr>
-      </w:r>
-    </w:p>
-    <w:p>
-      <w:pPr>
-        <w:pStyle w:val="Normal"/>
-        <w:bidi w:val="0"/>
-        <w:ind w:start="709"/>
-        <w:jc w:val="start"/>
-        <w:rPr>
-          <w:lang w:val="ru-RU"/>
-        </w:rPr>
-      </w:pPr>
-      <w:r>
-        <w:rPr>
-          <w:rFonts w:ascii="Times New Roman" w:hAnsi="Times New Roman"/>
-          <w:sz w:val="28"/>
-          <w:szCs w:val="28"/>
-          <w:lang w:val="uk-UA"/>
+          <w:lang w:val="ru-RU"/>
+        </w:rPr>
+      </w:r>
+    </w:p>
+    <w:p>
+      <w:pPr>
+        <w:pStyle w:val="Normal"/>
+        <w:bidi w:val="0"/>
+        <w:ind w:start="709"/>
+        <w:jc w:val="start"/>
+        <w:rPr>
+          <w:lang w:val="ru-RU"/>
+        </w:rPr>
+      </w:pPr>
+      <w:r>
+        <w:rPr>
+          <w:lang w:val="ru-RU"/>
+        </w:rPr>
+      </w:r>
+    </w:p>
+    <w:p>
+      <w:pPr>
+        <w:pStyle w:val="Normal"/>
+        <w:bidi w:val="0"/>
+        <w:ind w:start="709"/>
+        <w:jc w:val="start"/>
+        <w:rPr>
+          <w:lang w:val="ru-RU"/>
+        </w:rPr>
+      </w:pPr>
+      <w:r>
+        <w:rPr>
+          <w:lang w:val="ru-RU"/>
+        </w:rPr>
+      </w:r>
+    </w:p>
+    <w:p>
+      <w:pPr>
+        <w:pStyle w:val="Normal"/>
+        <w:bidi w:val="0"/>
+        <w:ind w:start="709"/>
+        <w:jc w:val="start"/>
+        <w:rPr>
+          <w:lang w:val="ru-RU"/>
+        </w:rPr>
+      </w:pPr>
+      <w:r>
+        <w:rPr>
+          <w:lang w:val="ru-RU"/>
+        </w:rPr>
+      </w:r>
+    </w:p>
+    <w:p>
+      <w:pPr>
+        <w:pStyle w:val="Normal"/>
+        <w:bidi w:val="0"/>
+        <w:ind w:start="709"/>
+        <w:jc w:val="start"/>
+        <w:rPr>
+          <w:lang w:val="ru-RU"/>
+        </w:rPr>
+      </w:pPr>
+      <w:r>
+        <w:rPr>
+          <w:lang w:val="ru-RU"/>
+        </w:rPr>
+      </w:r>
+    </w:p>
+    <w:p>
+      <w:pPr>
+        <w:pStyle w:val="Normal"/>
+        <w:bidi w:val="0"/>
+        <w:ind w:start="709"/>
+        <w:jc w:val="start"/>
+        <w:rPr>
+          <w:lang w:val="ru-RU"/>
+        </w:rPr>
+      </w:pPr>
+      <w:r>
+        <w:rPr>
+          <w:lang w:val="ru-RU"/>
+        </w:rPr>
+      </w:r>
+    </w:p>
+    <w:p>
+      <w:pPr>
+        <w:pStyle w:val="Normal"/>
+        <w:bidi w:val="0"/>
+        <w:ind w:start="709"/>
+        <w:jc w:val="start"/>
+        <w:rPr>
+          <w:lang w:val="ru-RU"/>
+        </w:rPr>
+      </w:pPr>
+      <w:r>
+        <w:rPr>
+          <w:lang w:val="ru-RU"/>
+        </w:rPr>
+      </w:r>
+    </w:p>
+    <w:p>
+      <w:pPr>
+        <w:pStyle w:val="Normal"/>
+        <w:bidi w:val="0"/>
+        <w:ind w:start="709"/>
+        <w:jc w:val="start"/>
+        <w:rPr>
+          <w:lang w:val="ru-RU"/>
+        </w:rPr>
+      </w:pPr>
+      <w:r>
+        <w:rPr>
+          <w:lang w:val="ru-RU"/>
+        </w:rPr>
+      </w:r>
+    </w:p>
+    <w:p>
+      <w:pPr>
+        <w:pStyle w:val="Normal"/>
+        <w:bidi w:val="0"/>
+        <w:ind w:start="709"/>
+        <w:jc w:val="start"/>
+        <w:rPr>
+          <w:lang w:val="ru-RU"/>
+        </w:rPr>
+      </w:pPr>
+      <w:r>
+        <w:rPr>
+          <w:lang w:val="ru-RU"/>
+        </w:rPr>
+      </w:r>
+    </w:p>
+    <w:p>
+      <w:pPr>
+        <w:pStyle w:val="Normal"/>
+        <w:bidi w:val="0"/>
+        <w:ind w:start="709"/>
+        <w:jc w:val="start"/>
+        <w:rPr>
+          <w:lang w:val="ru-RU"/>
+        </w:rPr>
+      </w:pPr>
+      <w:r>
+        <w:rPr>
+          <w:lang w:val="ru-RU"/>
+        </w:rPr>
+      </w:r>
+    </w:p>
+    <w:p>
+      <w:pPr>
+        <w:pStyle w:val="Normal"/>
+        <w:bidi w:val="0"/>
+        <w:ind w:start="709"/>
+        <w:jc w:val="start"/>
+        <w:rPr>
+          <w:lang w:val="ru-RU"/>
+        </w:rPr>
+      </w:pPr>
+      <w:r>
+        <w:rPr>
+          <w:lang w:val="ru-RU"/>
+        </w:rPr>
+      </w:r>
+    </w:p>
+    <w:p>
+      <w:pPr>
+        <w:pStyle w:val="Normal"/>
+        <w:bidi w:val="0"/>
+        <w:ind w:start="709"/>
+        <w:jc w:val="start"/>
+        <w:rPr>
+          <w:lang w:val="ru-RU"/>
+        </w:rPr>
+      </w:pPr>
+      <w:r>
+        <w:rPr>
+          <w:lang w:val="ru-RU"/>
+        </w:rPr>
+      </w:r>
+    </w:p>
+    <w:p>
+      <w:pPr>
+        <w:pStyle w:val="Normal"/>
+        <w:bidi w:val="0"/>
+        <w:ind w:start="709"/>
+        <w:jc w:val="start"/>
+        <w:rPr>
+          <w:lang w:val="ru-RU"/>
+        </w:rPr>
+      </w:pPr>
+      <w:r>
+        <w:rPr>
+          <w:lang w:val="ru-RU"/>
         </w:rPr>
       </w:r>
     </w:p>
@@ -4265,10 +4157,7 @@
       </w:pPr>
       <w:r>
         <w:rPr>
-          <w:rFonts w:ascii="Times New Roman" w:hAnsi="Times New Roman"/>
-          <w:sz w:val="28"/>
-          <w:szCs w:val="28"/>
-          <w:lang w:val="uk-UA"/>
+          <w:lang w:val="ru-RU"/>
         </w:rPr>
       </w:r>
     </w:p>
@@ -6617,219 +6506,183 @@
       </w:pPr>
       <w:r>
         <w:rPr>
-          <w:rFonts w:ascii="Times New Roman" w:hAnsi="Times New Roman"/>
-          <w:sz w:val="28"/>
-          <w:szCs w:val="28"/>
-          <w:lang w:val="uk-UA"/>
-        </w:rPr>
-      </w:r>
-    </w:p>
-    <w:p>
-      <w:pPr>
-        <w:pStyle w:val="Normal"/>
-        <w:bidi w:val="0"/>
-        <w:ind w:start="709"/>
-        <w:jc w:val="start"/>
-        <w:rPr>
-          <w:lang w:val="ru-RU"/>
-        </w:rPr>
-      </w:pPr>
-      <w:r>
-        <w:rPr>
-          <w:rFonts w:ascii="Times New Roman" w:hAnsi="Times New Roman"/>
-          <w:sz w:val="28"/>
-          <w:szCs w:val="28"/>
-          <w:lang w:val="uk-UA"/>
-        </w:rPr>
-      </w:r>
-    </w:p>
-    <w:p>
-      <w:pPr>
-        <w:pStyle w:val="Normal"/>
-        <w:bidi w:val="0"/>
-        <w:ind w:start="709"/>
-        <w:jc w:val="start"/>
-        <w:rPr>
-          <w:lang w:val="ru-RU"/>
-        </w:rPr>
-      </w:pPr>
-      <w:r>
-        <w:rPr>
-          <w:rFonts w:ascii="Times New Roman" w:hAnsi="Times New Roman"/>
-          <w:sz w:val="28"/>
-          <w:szCs w:val="28"/>
-          <w:lang w:val="uk-UA"/>
-        </w:rPr>
-      </w:r>
-    </w:p>
-    <w:p>
-      <w:pPr>
-        <w:pStyle w:val="Normal"/>
-        <w:bidi w:val="0"/>
-        <w:ind w:start="709"/>
-        <w:jc w:val="start"/>
-        <w:rPr>
-          <w:lang w:val="ru-RU"/>
-        </w:rPr>
-      </w:pPr>
-      <w:r>
-        <w:rPr>
-          <w:rFonts w:ascii="Times New Roman" w:hAnsi="Times New Roman"/>
-          <w:sz w:val="28"/>
-          <w:szCs w:val="28"/>
-          <w:lang w:val="uk-UA"/>
-        </w:rPr>
-      </w:r>
-    </w:p>
-    <w:p>
-      <w:pPr>
-        <w:pStyle w:val="Normal"/>
-        <w:bidi w:val="0"/>
-        <w:ind w:start="709"/>
-        <w:jc w:val="start"/>
-        <w:rPr>
-          <w:lang w:val="ru-RU"/>
-        </w:rPr>
-      </w:pPr>
-      <w:r>
-        <w:rPr>
-          <w:rFonts w:ascii="Times New Roman" w:hAnsi="Times New Roman"/>
-          <w:sz w:val="28"/>
-          <w:szCs w:val="28"/>
-          <w:lang w:val="uk-UA"/>
-        </w:rPr>
-      </w:r>
-    </w:p>
-    <w:p>
-      <w:pPr>
-        <w:pStyle w:val="Normal"/>
-        <w:bidi w:val="0"/>
-        <w:ind w:start="709"/>
-        <w:jc w:val="start"/>
-        <w:rPr>
-          <w:lang w:val="ru-RU"/>
-        </w:rPr>
-      </w:pPr>
-      <w:r>
-        <w:rPr>
-          <w:rFonts w:ascii="Times New Roman" w:hAnsi="Times New Roman"/>
-          <w:sz w:val="28"/>
-          <w:szCs w:val="28"/>
-          <w:lang w:val="uk-UA"/>
-        </w:rPr>
-      </w:r>
-    </w:p>
-    <w:p>
-      <w:pPr>
-        <w:pStyle w:val="Normal"/>
-        <w:bidi w:val="0"/>
-        <w:ind w:start="709"/>
-        <w:jc w:val="start"/>
-        <w:rPr>
-          <w:lang w:val="ru-RU"/>
-        </w:rPr>
-      </w:pPr>
-      <w:r>
-        <w:rPr>
-          <w:rFonts w:ascii="Times New Roman" w:hAnsi="Times New Roman"/>
-          <w:sz w:val="28"/>
-          <w:szCs w:val="28"/>
-          <w:lang w:val="uk-UA"/>
-        </w:rPr>
-      </w:r>
-    </w:p>
-    <w:p>
-      <w:pPr>
-        <w:pStyle w:val="Normal"/>
-        <w:bidi w:val="0"/>
-        <w:ind w:start="709"/>
-        <w:jc w:val="start"/>
-        <w:rPr>
-          <w:lang w:val="ru-RU"/>
-        </w:rPr>
-      </w:pPr>
-      <w:r>
-        <w:rPr>
-          <w:rFonts w:ascii="Times New Roman" w:hAnsi="Times New Roman"/>
-          <w:sz w:val="28"/>
-          <w:szCs w:val="28"/>
-          <w:lang w:val="uk-UA"/>
-        </w:rPr>
-      </w:r>
-    </w:p>
-    <w:p>
-      <w:pPr>
-        <w:pStyle w:val="Normal"/>
-        <w:bidi w:val="0"/>
-        <w:ind w:start="709"/>
-        <w:jc w:val="start"/>
-        <w:rPr>
-          <w:lang w:val="ru-RU"/>
-        </w:rPr>
-      </w:pPr>
-      <w:r>
-        <w:rPr>
-          <w:rFonts w:ascii="Times New Roman" w:hAnsi="Times New Roman"/>
-          <w:sz w:val="28"/>
-          <w:szCs w:val="28"/>
-          <w:lang w:val="uk-UA"/>
-        </w:rPr>
-      </w:r>
-    </w:p>
-    <w:p>
-      <w:pPr>
-        <w:pStyle w:val="Normal"/>
-        <w:bidi w:val="0"/>
-        <w:ind w:start="709"/>
-        <w:jc w:val="start"/>
-        <w:rPr>
-          <w:lang w:val="ru-RU"/>
-        </w:rPr>
-      </w:pPr>
-      <w:r>
-        <w:rPr>
-          <w:rFonts w:ascii="Times New Roman" w:hAnsi="Times New Roman"/>
-          <w:sz w:val="28"/>
-          <w:szCs w:val="28"/>
-          <w:lang w:val="uk-UA"/>
-        </w:rPr>
-      </w:r>
-    </w:p>
-    <w:p>
-      <w:pPr>
-        <w:pStyle w:val="Normal"/>
-        <w:bidi w:val="0"/>
-        <w:ind w:start="709"/>
-        <w:jc w:val="start"/>
-        <w:rPr>
-          <w:lang w:val="ru-RU"/>
-        </w:rPr>
-      </w:pPr>
-      <w:r>
-        <w:rPr>
-          <w:rFonts w:ascii="Times New Roman" w:hAnsi="Times New Roman"/>
-          <w:sz w:val="28"/>
-          <w:szCs w:val="28"/>
-          <w:lang w:val="uk-UA"/>
-        </w:rPr>
-      </w:r>
-    </w:p>
-    <w:p>
-      <w:pPr>
-        <w:pStyle w:val="Normal"/>
-        <w:bidi w:val="0"/>
-        <w:ind w:start="709"/>
-        <w:jc w:val="start"/>
-        <w:rPr>
-          <w:lang w:val="ru-RU"/>
-        </w:rPr>
-      </w:pPr>
-      <w:r>
-        <w:rPr>
-          <w:rFonts w:ascii="Times New Roman" w:hAnsi="Times New Roman"/>
-          <w:sz w:val="28"/>
-          <w:szCs w:val="28"/>
-          <w:lang w:val="uk-UA"/>
+          <w:lang w:val="ru-RU"/>
+        </w:rPr>
+      </w:r>
+    </w:p>
+    <w:p>
+      <w:pPr>
+        <w:pStyle w:val="Normal"/>
+        <w:bidi w:val="0"/>
+        <w:ind w:start="709"/>
+        <w:jc w:val="start"/>
+        <w:rPr>
+          <w:lang w:val="ru-RU"/>
+        </w:rPr>
+      </w:pPr>
+      <w:r>
+        <w:rPr>
+          <w:lang w:val="ru-RU"/>
+        </w:rPr>
+      </w:r>
+    </w:p>
+    <w:p>
+      <w:pPr>
+        <w:pStyle w:val="Normal"/>
+        <w:bidi w:val="0"/>
+        <w:ind w:start="709"/>
+        <w:jc w:val="start"/>
+        <w:rPr>
+          <w:lang w:val="ru-RU"/>
+        </w:rPr>
+      </w:pPr>
+      <w:r>
+        <w:rPr>
+          <w:lang w:val="ru-RU"/>
+        </w:rPr>
+      </w:r>
+    </w:p>
+    <w:p>
+      <w:pPr>
+        <w:pStyle w:val="Normal"/>
+        <w:bidi w:val="0"/>
+        <w:ind w:start="709"/>
+        <w:jc w:val="start"/>
+        <w:rPr>
+          <w:lang w:val="ru-RU"/>
+        </w:rPr>
+      </w:pPr>
+      <w:r>
+        <w:rPr>
+          <w:lang w:val="ru-RU"/>
+        </w:rPr>
+      </w:r>
+    </w:p>
+    <w:p>
+      <w:pPr>
+        <w:pStyle w:val="Normal"/>
+        <w:bidi w:val="0"/>
+        <w:ind w:start="709"/>
+        <w:jc w:val="start"/>
+        <w:rPr>
+          <w:lang w:val="ru-RU"/>
+        </w:rPr>
+      </w:pPr>
+      <w:r>
+        <w:rPr>
+          <w:lang w:val="ru-RU"/>
+        </w:rPr>
+      </w:r>
+    </w:p>
+    <w:p>
+      <w:pPr>
+        <w:pStyle w:val="Normal"/>
+        <w:bidi w:val="0"/>
+        <w:ind w:start="709"/>
+        <w:jc w:val="start"/>
+        <w:rPr>
+          <w:lang w:val="ru-RU"/>
+        </w:rPr>
+      </w:pPr>
+      <w:r>
+        <w:rPr>
+          <w:lang w:val="ru-RU"/>
+        </w:rPr>
+      </w:r>
+    </w:p>
+    <w:p>
+      <w:pPr>
+        <w:pStyle w:val="Normal"/>
+        <w:bidi w:val="0"/>
+        <w:ind w:start="709"/>
+        <w:jc w:val="start"/>
+        <w:rPr>
+          <w:lang w:val="ru-RU"/>
+        </w:rPr>
+      </w:pPr>
+      <w:r>
+        <w:rPr>
+          <w:lang w:val="ru-RU"/>
+        </w:rPr>
+      </w:r>
+    </w:p>
+    <w:p>
+      <w:pPr>
+        <w:pStyle w:val="Normal"/>
+        <w:bidi w:val="0"/>
+        <w:ind w:start="709"/>
+        <w:jc w:val="start"/>
+        <w:rPr>
+          <w:lang w:val="ru-RU"/>
+        </w:rPr>
+      </w:pPr>
+      <w:r>
+        <w:rPr>
+          <w:lang w:val="ru-RU"/>
+        </w:rPr>
+      </w:r>
+    </w:p>
+    <w:p>
+      <w:pPr>
+        <w:pStyle w:val="Normal"/>
+        <w:bidi w:val="0"/>
+        <w:ind w:start="709"/>
+        <w:jc w:val="start"/>
+        <w:rPr>
+          <w:lang w:val="ru-RU"/>
+        </w:rPr>
+      </w:pPr>
+      <w:r>
+        <w:rPr>
+          <w:lang w:val="ru-RU"/>
+        </w:rPr>
+      </w:r>
+    </w:p>
+    <w:p>
+      <w:pPr>
+        <w:pStyle w:val="Normal"/>
+        <w:bidi w:val="0"/>
+        <w:ind w:start="709"/>
+        <w:jc w:val="start"/>
+        <w:rPr>
+          <w:lang w:val="ru-RU"/>
+        </w:rPr>
+      </w:pPr>
+      <w:r>
+        <w:rPr>
+          <w:lang w:val="ru-RU"/>
+        </w:rPr>
+      </w:r>
+    </w:p>
+    <w:p>
+      <w:pPr>
+        <w:pStyle w:val="Normal"/>
+        <w:bidi w:val="0"/>
+        <w:ind w:start="709"/>
+        <w:jc w:val="start"/>
+        <w:rPr>
+          <w:lang w:val="ru-RU"/>
+        </w:rPr>
+      </w:pPr>
+      <w:r>
+        <w:rPr>
+          <w:lang w:val="ru-RU"/>
+        </w:rPr>
+      </w:r>
+    </w:p>
+    <w:p>
+      <w:pPr>
+        <w:pStyle w:val="Normal"/>
+        <w:bidi w:val="0"/>
+        <w:ind w:start="709"/>
+        <w:jc w:val="start"/>
+        <w:rPr>
+          <w:lang w:val="ru-RU"/>
+        </w:rPr>
+      </w:pPr>
+      <w:r>
+        <w:rPr>
+          <w:lang w:val="ru-RU"/>
         </w:rPr>
       </w:r>
     </w:p>
@@ -6928,37 +6781,1617 @@
       <w:pPr>
         <w:pStyle w:val="Normal"/>
         <w:bidi w:val="0"/>
-        <w:ind w:start="709"/>
-        <w:jc w:val="start"/>
-        <w:rPr>
-          <w:lang w:val="ru-RU"/>
-        </w:rPr>
-      </w:pPr>
-      <w:r>
-        <w:rPr>
-          <w:rFonts w:ascii="Times New Roman" w:hAnsi="Times New Roman"/>
-          <w:sz w:val="28"/>
-          <w:szCs w:val="28"/>
-          <w:lang w:val="uk-UA"/>
-        </w:rPr>
-      </w:r>
-    </w:p>
-    <w:p>
-      <w:pPr>
-        <w:pStyle w:val="Normal"/>
-        <w:bidi w:val="0"/>
-        <w:ind w:start="709"/>
-        <w:jc w:val="start"/>
-        <w:rPr>
-          <w:lang w:val="ru-RU"/>
-        </w:rPr>
-      </w:pPr>
-      <w:r>
-        <w:rPr>
-          <w:rFonts w:ascii="Times New Roman" w:hAnsi="Times New Roman"/>
-          <w:sz w:val="28"/>
-          <w:szCs w:val="28"/>
-          <w:lang w:val="uk-UA"/>
+        <w:ind w:hanging="0" w:start="0"/>
+        <w:jc w:val="start"/>
+        <w:rPr>
+          <w:lang w:val="ru-RU"/>
+        </w:rPr>
+      </w:pPr>
+      <w:r>
+        <w:rPr>
+          <w:lang w:val="ru-RU"/>
+        </w:rPr>
+      </w:r>
+    </w:p>
+    <w:p>
+      <w:pPr>
+        <w:pStyle w:val="Normal"/>
+        <w:bidi w:val="0"/>
+        <w:ind w:hanging="0" w:start="0"/>
+        <w:jc w:val="start"/>
+        <w:rPr>
+          <w:rFonts w:ascii="Times New Roman" w:hAnsi="Times New Roman"/>
+          <w:sz w:val="28"/>
+          <w:szCs w:val="28"/>
+          <w:lang w:val="uk-UA"/>
+        </w:rPr>
+      </w:pPr>
+      <w:r>
+        <w:rPr>
+          <w:rFonts w:ascii="Times New Roman" w:hAnsi="Times New Roman"/>
+          <w:sz w:val="28"/>
+          <w:szCs w:val="28"/>
+          <w:lang w:val="uk-UA"/>
+        </w:rPr>
+        <w:t>Тема 4</w:t>
+      </w:r>
+    </w:p>
+    <w:p>
+      <w:pPr>
+        <w:pStyle w:val="ListParagraph"/>
+        <w:numPr>
+          <w:ilvl w:val="0"/>
+          <w:numId w:val="0"/>
+        </w:numPr>
+        <w:ind w:hanging="0" w:start="0"/>
+        <w:rPr>
+          <w:rFonts w:ascii="Times New Roman" w:hAnsi="Times New Roman"/>
+          <w:sz w:val="28"/>
+          <w:szCs w:val="28"/>
+        </w:rPr>
+      </w:pPr>
+      <w:r>
+        <w:rPr>
+          <w:rFonts w:ascii="Times New Roman" w:hAnsi="Times New Roman"/>
+          <w:sz w:val="28"/>
+          <w:szCs w:val="28"/>
+          <w:lang w:val="uk-UA"/>
+        </w:rPr>
+        <w:t xml:space="preserve">Розширити програму калькулятор функцією запитів даних для виконання операцій від користувача, що обробляє виняткові ситуації. </w:t>
+      </w:r>
+    </w:p>
+    <w:p>
+      <w:pPr>
+        <w:pStyle w:val="ListParagraph"/>
+        <w:numPr>
+          <w:ilvl w:val="0"/>
+          <w:numId w:val="0"/>
+        </w:numPr>
+        <w:ind w:hanging="0" w:start="0"/>
+        <w:rPr>
+          <w:rFonts w:ascii="Times New Roman" w:hAnsi="Times New Roman"/>
+          <w:sz w:val="28"/>
+          <w:szCs w:val="28"/>
+        </w:rPr>
+      </w:pPr>
+      <w:r>
+        <w:rPr>
+          <w:rFonts w:ascii="Times New Roman" w:hAnsi="Times New Roman"/>
+          <w:sz w:val="28"/>
+          <w:szCs w:val="28"/>
+        </w:rPr>
+        <w:t>Розширити функцію ділення обробкою виняткової ситуації ділення но нуль</w:t>
+      </w:r>
+    </w:p>
+    <w:p>
+      <w:pPr>
+        <w:pStyle w:val="Normal"/>
+        <w:bidi w:val="0"/>
+        <w:ind w:start="709"/>
+        <w:jc w:val="start"/>
+        <w:rPr>
+          <w:rFonts w:ascii="Times New Roman" w:hAnsi="Times New Roman"/>
+          <w:sz w:val="28"/>
+          <w:szCs w:val="28"/>
+          <w:lang w:val="uk-UA"/>
+        </w:rPr>
+      </w:pPr>
+      <w:r>
+        <w:drawing>
+          <wp:anchor distT="0" distB="0" distL="0" distR="0" simplePos="0" relativeHeight="24" behindDoc="0" locked="0" layoutInCell="0" allowOverlap="1">
+            <wp:simplePos x="0" y="0"/>
+            <wp:positionH relativeFrom="column">
+              <wp:posOffset>271145</wp:posOffset>
+            </wp:positionH>
+            <wp:positionV relativeFrom="paragraph">
+              <wp:posOffset>312420</wp:posOffset>
+            </wp:positionV>
+            <wp:extent cx="5669915" cy="4344670"/>
+            <wp:effectExtent l="0" t="0" r="0" b="0"/>
+            <wp:wrapSquare wrapText="largest"/>
+            <wp:docPr id="21" name="Зображення23"/>
+            <wp:cNvGraphicFramePr>
+              <a:graphicFrameLocks xmlns:a="http://schemas.openxmlformats.org/drawingml/2006/main" noChangeAspect="1"/>
+            </wp:cNvGraphicFramePr>
+            <a:graphic xmlns:a="http://schemas.openxmlformats.org/drawingml/2006/main">
+              <a:graphicData uri="http://schemas.openxmlformats.org/drawingml/2006/picture">
+                <pic:pic xmlns:pic="http://schemas.openxmlformats.org/drawingml/2006/picture">
+                  <pic:nvPicPr>
+                    <pic:cNvPr id="21" name="Зображення23"/>
+                    <pic:cNvPicPr>
+                      <a:picLocks noChangeAspect="1" noChangeArrowheads="1"/>
+                    </pic:cNvPicPr>
+                  </pic:nvPicPr>
+                  <pic:blipFill>
+                    <a:blip r:embed="rId23"/>
+                    <a:stretch>
+                      <a:fillRect/>
+                    </a:stretch>
+                  </pic:blipFill>
+                  <pic:spPr bwMode="auto">
+                    <a:xfrm>
+                      <a:off x="0" y="0"/>
+                      <a:ext cx="5669915" cy="4344670"/>
+                    </a:xfrm>
+                    <a:prstGeom prst="rect">
+                      <a:avLst/>
+                    </a:prstGeom>
+                    <a:noFill/>
+                  </pic:spPr>
+                </pic:pic>
+              </a:graphicData>
+            </a:graphic>
+          </wp:anchor>
+        </w:drawing>
+      </w:r>
+      <w:r>
+        <w:rPr>
+          <w:rFonts w:ascii="Times New Roman" w:hAnsi="Times New Roman"/>
+          <w:sz w:val="28"/>
+          <w:szCs w:val="28"/>
+          <w:lang w:val="uk-UA"/>
+        </w:rPr>
+        <w:t>Код:</w:t>
+      </w:r>
+    </w:p>
+    <w:p>
+      <w:pPr>
+        <w:pStyle w:val="Normal"/>
+        <w:bidi w:val="0"/>
+        <w:ind w:start="709"/>
+        <w:jc w:val="start"/>
+        <w:rPr>
+          <w:rFonts w:ascii="Times New Roman" w:hAnsi="Times New Roman"/>
+          <w:sz w:val="28"/>
+          <w:szCs w:val="28"/>
+          <w:lang w:val="ru-RU"/>
+        </w:rPr>
+      </w:pPr>
+      <w:r>
+        <w:rPr>
+          <w:rFonts w:ascii="Times New Roman" w:hAnsi="Times New Roman"/>
+          <w:sz w:val="28"/>
+          <w:szCs w:val="28"/>
+          <w:lang w:val="ru-RU"/>
+        </w:rPr>
+      </w:r>
+    </w:p>
+    <w:p>
+      <w:pPr>
+        <w:pStyle w:val="Normal"/>
+        <w:bidi w:val="0"/>
+        <w:ind w:start="709"/>
+        <w:jc w:val="start"/>
+        <w:rPr>
+          <w:lang w:val="ru-RU"/>
+        </w:rPr>
+      </w:pPr>
+      <w:r>
+        <w:rPr>
+          <w:lang w:val="ru-RU"/>
+        </w:rPr>
+      </w:r>
+    </w:p>
+    <w:p>
+      <w:pPr>
+        <w:pStyle w:val="Normal"/>
+        <w:bidi w:val="0"/>
+        <w:ind w:start="709"/>
+        <w:jc w:val="start"/>
+        <w:rPr>
+          <w:lang w:val="uk-UA"/>
+        </w:rPr>
+      </w:pPr>
+      <w:r>
+        <w:rPr>
+          <w:rFonts w:ascii="Times New Roman" w:hAnsi="Times New Roman"/>
+          <w:sz w:val="28"/>
+          <w:szCs w:val="28"/>
+          <w:lang w:val="uk-UA"/>
+        </w:rPr>
+        <w:t>Результат</w:t>
+      </w:r>
+    </w:p>
+    <w:p>
+      <w:pPr>
+        <w:pStyle w:val="Normal"/>
+        <w:bidi w:val="0"/>
+        <w:ind w:start="709"/>
+        <w:jc w:val="start"/>
+        <w:rPr>
+          <w:lang w:val="ru-RU"/>
+        </w:rPr>
+      </w:pPr>
+      <w:r>
+        <w:rPr>
+          <w:lang w:val="ru-RU"/>
+        </w:rPr>
+      </w:r>
+    </w:p>
+    <w:p>
+      <w:pPr>
+        <w:pStyle w:val="Normal"/>
+        <w:bidi w:val="0"/>
+        <w:ind w:start="709"/>
+        <w:jc w:val="start"/>
+        <w:rPr>
+          <w:lang w:val="ru-RU"/>
+        </w:rPr>
+      </w:pPr>
+      <w:r>
+        <w:drawing>
+          <wp:anchor distT="0" distB="0" distL="0" distR="0" simplePos="0" relativeHeight="23" behindDoc="0" locked="0" layoutInCell="0" allowOverlap="1">
+            <wp:simplePos x="0" y="0"/>
+            <wp:positionH relativeFrom="column">
+              <wp:align>center</wp:align>
+            </wp:positionH>
+            <wp:positionV relativeFrom="paragraph">
+              <wp:posOffset>635</wp:posOffset>
+            </wp:positionV>
+            <wp:extent cx="2910840" cy="990600"/>
+            <wp:effectExtent l="0" t="0" r="0" b="0"/>
+            <wp:wrapSquare wrapText="largest"/>
+            <wp:docPr id="22" name="Зображення22"/>
+            <wp:cNvGraphicFramePr>
+              <a:graphicFrameLocks xmlns:a="http://schemas.openxmlformats.org/drawingml/2006/main" noChangeAspect="1"/>
+            </wp:cNvGraphicFramePr>
+            <a:graphic xmlns:a="http://schemas.openxmlformats.org/drawingml/2006/main">
+              <a:graphicData uri="http://schemas.openxmlformats.org/drawingml/2006/picture">
+                <pic:pic xmlns:pic="http://schemas.openxmlformats.org/drawingml/2006/picture">
+                  <pic:nvPicPr>
+                    <pic:cNvPr id="22" name="Зображення22"/>
+                    <pic:cNvPicPr>
+                      <a:picLocks noChangeAspect="1" noChangeArrowheads="1"/>
+                    </pic:cNvPicPr>
+                  </pic:nvPicPr>
+                  <pic:blipFill>
+                    <a:blip r:embed="rId24"/>
+                    <a:stretch>
+                      <a:fillRect/>
+                    </a:stretch>
+                  </pic:blipFill>
+                  <pic:spPr bwMode="auto">
+                    <a:xfrm>
+                      <a:off x="0" y="0"/>
+                      <a:ext cx="2910840" cy="990600"/>
+                    </a:xfrm>
+                    <a:prstGeom prst="rect">
+                      <a:avLst/>
+                    </a:prstGeom>
+                    <a:noFill/>
+                  </pic:spPr>
+                </pic:pic>
+              </a:graphicData>
+            </a:graphic>
+          </wp:anchor>
+        </w:drawing>
+      </w:r>
+      <w:r>
+        <w:rPr>
+          <w:lang w:val="ru-RU"/>
+        </w:rPr>
+        <w:t xml:space="preserve"> </w:t>
+      </w:r>
+    </w:p>
+    <w:p>
+      <w:pPr>
+        <w:pStyle w:val="Normal"/>
+        <w:bidi w:val="0"/>
+        <w:ind w:start="709"/>
+        <w:jc w:val="start"/>
+        <w:rPr>
+          <w:lang w:val="ru-RU"/>
+        </w:rPr>
+      </w:pPr>
+      <w:r>
+        <w:rPr>
+          <w:lang w:val="ru-RU"/>
+        </w:rPr>
+      </w:r>
+    </w:p>
+    <w:p>
+      <w:pPr>
+        <w:pStyle w:val="Normal"/>
+        <w:bidi w:val="0"/>
+        <w:ind w:start="709"/>
+        <w:jc w:val="start"/>
+        <w:rPr>
+          <w:lang w:val="ru-RU"/>
+        </w:rPr>
+      </w:pPr>
+      <w:r>
+        <w:rPr>
+          <w:lang w:val="ru-RU"/>
+        </w:rPr>
+      </w:r>
+    </w:p>
+    <w:p>
+      <w:pPr>
+        <w:pStyle w:val="Normal"/>
+        <w:bidi w:val="0"/>
+        <w:ind w:start="709"/>
+        <w:jc w:val="start"/>
+        <w:rPr>
+          <w:lang w:val="ru-RU"/>
+        </w:rPr>
+      </w:pPr>
+      <w:r>
+        <w:rPr>
+          <w:lang w:val="ru-RU"/>
+        </w:rPr>
+      </w:r>
+    </w:p>
+    <w:p>
+      <w:pPr>
+        <w:pStyle w:val="Normal"/>
+        <w:bidi w:val="0"/>
+        <w:ind w:start="709"/>
+        <w:jc w:val="start"/>
+        <w:rPr>
+          <w:lang w:val="ru-RU"/>
+        </w:rPr>
+      </w:pPr>
+      <w:r>
+        <w:rPr>
+          <w:lang w:val="ru-RU"/>
+        </w:rPr>
+      </w:r>
+    </w:p>
+    <w:p>
+      <w:pPr>
+        <w:pStyle w:val="Normal"/>
+        <w:bidi w:val="0"/>
+        <w:ind w:start="709"/>
+        <w:jc w:val="start"/>
+        <w:rPr>
+          <w:rFonts w:ascii="Times New Roman" w:hAnsi="Times New Roman"/>
+          <w:sz w:val="28"/>
+          <w:szCs w:val="28"/>
+          <w:lang w:val="ru-RU"/>
+        </w:rPr>
+      </w:pPr>
+      <w:r>
+        <w:rPr>
+          <w:rFonts w:ascii="Times New Roman" w:hAnsi="Times New Roman"/>
+          <w:sz w:val="28"/>
+          <w:szCs w:val="28"/>
+          <w:lang w:val="ru-RU"/>
+        </w:rPr>
+      </w:r>
+    </w:p>
+    <w:p>
+      <w:pPr>
+        <w:pStyle w:val="ListParagraph"/>
+        <w:numPr>
+          <w:ilvl w:val="0"/>
+          <w:numId w:val="2"/>
+        </w:numPr>
+        <w:rPr>
+          <w:rFonts w:ascii="Times New Roman" w:hAnsi="Times New Roman"/>
+          <w:sz w:val="28"/>
+          <w:szCs w:val="28"/>
+        </w:rPr>
+      </w:pPr>
+      <w:r>
+        <w:rPr>
+          <w:rFonts w:ascii="Times New Roman" w:hAnsi="Times New Roman"/>
+          <w:sz w:val="28"/>
+          <w:szCs w:val="28"/>
+          <w:lang w:val="uk-UA"/>
+        </w:rPr>
+        <w:t xml:space="preserve">Гра з комп’ютером: камінь, ножиці, папір. Програма виконує запит від користувача на введення одного із значень ["stone", "scissor", "paper"]. Наступним кроком, використовуючи модуль </w:t>
+      </w:r>
+      <w:r>
+        <w:rPr>
+          <w:rFonts w:ascii="Times New Roman" w:hAnsi="Times New Roman"/>
+          <w:sz w:val="28"/>
+          <w:szCs w:val="28"/>
+        </w:rPr>
+        <w:t>random</w:t>
+      </w:r>
+      <w:r>
+        <w:rPr>
+          <w:rFonts w:ascii="Times New Roman" w:hAnsi="Times New Roman"/>
+          <w:sz w:val="28"/>
+          <w:szCs w:val="28"/>
+          <w:lang w:val="uk-UA"/>
+        </w:rPr>
+        <w:t>,</w:t>
+      </w:r>
+      <w:r>
+        <w:rPr>
+          <w:rFonts w:ascii="Times New Roman" w:hAnsi="Times New Roman"/>
+          <w:sz w:val="28"/>
+          <w:szCs w:val="28"/>
+          <w:lang w:val="ru-RU"/>
+        </w:rPr>
+        <w:t xml:space="preserve"> </w:t>
+      </w:r>
+      <w:r>
+        <w:rPr>
+          <w:rFonts w:ascii="Times New Roman" w:hAnsi="Times New Roman"/>
+          <w:sz w:val="28"/>
+          <w:szCs w:val="28"/>
+          <w:lang w:val="uk-UA"/>
+        </w:rPr>
+        <w:t>програма у випадковому порядку вибирає одне із значень ["stone", "scissor", "paper"]. В залежності від умови, що камінь перемагає ножиці, ножиці перемагають папір, а папір перемагає камінь визначити переможця.</w:t>
+      </w:r>
+    </w:p>
+    <w:p>
+      <w:pPr>
+        <w:pStyle w:val="ListParagraph"/>
+        <w:rPr>
+          <w:rFonts w:ascii="Times New Roman" w:hAnsi="Times New Roman"/>
+          <w:sz w:val="28"/>
+          <w:szCs w:val="28"/>
+          <w:lang w:val="uk-UA"/>
+        </w:rPr>
+      </w:pPr>
+      <w:r>
+        <w:rPr>
+          <w:rFonts w:ascii="Times New Roman" w:hAnsi="Times New Roman"/>
+          <w:sz w:val="28"/>
+          <w:szCs w:val="28"/>
+          <w:lang w:val="uk-UA"/>
+        </w:rPr>
+        <w:drawing>
+          <wp:anchor distT="0" distB="0" distL="0" distR="0" simplePos="0" relativeHeight="25" behindDoc="0" locked="0" layoutInCell="0" allowOverlap="1">
+            <wp:simplePos x="0" y="0"/>
+            <wp:positionH relativeFrom="column">
+              <wp:align>center</wp:align>
+            </wp:positionH>
+            <wp:positionV relativeFrom="paragraph">
+              <wp:posOffset>635</wp:posOffset>
+            </wp:positionV>
+            <wp:extent cx="5662930" cy="4630420"/>
+            <wp:effectExtent l="0" t="0" r="0" b="0"/>
+            <wp:wrapSquare wrapText="largest"/>
+            <wp:docPr id="23" name="Зображення24"/>
+            <wp:cNvGraphicFramePr>
+              <a:graphicFrameLocks xmlns:a="http://schemas.openxmlformats.org/drawingml/2006/main" noChangeAspect="1"/>
+            </wp:cNvGraphicFramePr>
+            <a:graphic xmlns:a="http://schemas.openxmlformats.org/drawingml/2006/main">
+              <a:graphicData uri="http://schemas.openxmlformats.org/drawingml/2006/picture">
+                <pic:pic xmlns:pic="http://schemas.openxmlformats.org/drawingml/2006/picture">
+                  <pic:nvPicPr>
+                    <pic:cNvPr id="23" name="Зображення24"/>
+                    <pic:cNvPicPr>
+                      <a:picLocks noChangeAspect="1" noChangeArrowheads="1"/>
+                    </pic:cNvPicPr>
+                  </pic:nvPicPr>
+                  <pic:blipFill>
+                    <a:blip r:embed="rId25"/>
+                    <a:stretch>
+                      <a:fillRect/>
+                    </a:stretch>
+                  </pic:blipFill>
+                  <pic:spPr bwMode="auto">
+                    <a:xfrm>
+                      <a:off x="0" y="0"/>
+                      <a:ext cx="5662930" cy="4630420"/>
+                    </a:xfrm>
+                    <a:prstGeom prst="rect">
+                      <a:avLst/>
+                    </a:prstGeom>
+                    <a:noFill/>
+                  </pic:spPr>
+                </pic:pic>
+              </a:graphicData>
+            </a:graphic>
+          </wp:anchor>
+        </w:drawing>
+      </w:r>
+    </w:p>
+    <w:p>
+      <w:pPr>
+        <w:pStyle w:val="ListParagraph"/>
+        <w:numPr>
+          <w:ilvl w:val="0"/>
+          <w:numId w:val="0"/>
+        </w:numPr>
+        <w:ind w:hanging="0" w:start="0"/>
+        <w:rPr>
+          <w:rFonts w:ascii="Times New Roman" w:hAnsi="Times New Roman"/>
+          <w:sz w:val="28"/>
+          <w:szCs w:val="28"/>
+        </w:rPr>
+      </w:pPr>
+      <w:r>
+        <w:rPr>
+          <w:rFonts w:ascii="Times New Roman" w:hAnsi="Times New Roman"/>
+          <w:sz w:val="28"/>
+          <w:szCs w:val="28"/>
+          <w:lang w:val="uk-UA"/>
+        </w:rPr>
+        <w:t xml:space="preserve">Програма конвертування іноземної валюти в українську гривню. Для отримання актуальних курсів валют необхідно використовувати </w:t>
+      </w:r>
+      <w:r>
+        <w:rPr>
+          <w:rFonts w:ascii="Times New Roman" w:hAnsi="Times New Roman"/>
+          <w:sz w:val="28"/>
+          <w:szCs w:val="28"/>
+        </w:rPr>
+        <w:t>API</w:t>
+      </w:r>
+      <w:r>
+        <w:rPr>
+          <w:rFonts w:ascii="Times New Roman" w:hAnsi="Times New Roman"/>
+          <w:sz w:val="28"/>
+          <w:szCs w:val="28"/>
+          <w:lang w:val="ru-RU"/>
+        </w:rPr>
+        <w:t xml:space="preserve"> </w:t>
+      </w:r>
+      <w:r>
+        <w:rPr>
+          <w:rFonts w:ascii="Times New Roman" w:hAnsi="Times New Roman"/>
+          <w:sz w:val="28"/>
+          <w:szCs w:val="28"/>
+          <w:lang w:val="uk-UA"/>
+        </w:rPr>
+        <w:t xml:space="preserve">НБУ та модуль, що надає можливість виконувати запити до сторонніх сервісів requests. Достатня умова роботи – можливість конвертації для трьох іноземних валют </w:t>
+      </w:r>
+      <w:r>
+        <w:rPr>
+          <w:rFonts w:ascii="Times New Roman" w:hAnsi="Times New Roman"/>
+          <w:sz w:val="28"/>
+          <w:szCs w:val="28"/>
+        </w:rPr>
+        <w:t>EUR</w:t>
+      </w:r>
+      <w:r>
+        <w:rPr>
+          <w:rFonts w:ascii="Times New Roman" w:hAnsi="Times New Roman"/>
+          <w:sz w:val="28"/>
+          <w:szCs w:val="28"/>
+          <w:lang w:val="uk-UA"/>
+        </w:rPr>
+        <w:t xml:space="preserve">, </w:t>
+      </w:r>
+      <w:r>
+        <w:rPr>
+          <w:rFonts w:ascii="Times New Roman" w:hAnsi="Times New Roman"/>
+          <w:sz w:val="28"/>
+          <w:szCs w:val="28"/>
+        </w:rPr>
+        <w:t>USD</w:t>
+      </w:r>
+      <w:r>
+        <w:rPr>
+          <w:rFonts w:ascii="Times New Roman" w:hAnsi="Times New Roman"/>
+          <w:sz w:val="28"/>
+          <w:szCs w:val="28"/>
+          <w:lang w:val="uk-UA"/>
+        </w:rPr>
+        <w:t xml:space="preserve">, </w:t>
+      </w:r>
+      <w:r>
+        <w:rPr>
+          <w:rFonts w:ascii="Times New Roman" w:hAnsi="Times New Roman"/>
+          <w:sz w:val="28"/>
+          <w:szCs w:val="28"/>
+        </w:rPr>
+        <w:t>PLN</w:t>
+      </w:r>
+      <w:r>
+        <w:rPr>
+          <w:rFonts w:ascii="Times New Roman" w:hAnsi="Times New Roman"/>
+          <w:sz w:val="28"/>
+          <w:szCs w:val="28"/>
+          <w:lang w:val="uk-UA"/>
+        </w:rPr>
+        <w:t>. Користувачу надається можливість введення кількості та типу валюти, результат роботи програми – конвертоване значення в українських гривнях.</w:t>
+      </w:r>
+    </w:p>
+    <w:p>
+      <w:pPr>
+        <w:pStyle w:val="ListParagraph"/>
+        <w:ind w:hanging="0" w:start="0"/>
+        <w:rPr>
+          <w:rFonts w:ascii="Times New Roman" w:hAnsi="Times New Roman"/>
+          <w:sz w:val="28"/>
+          <w:szCs w:val="28"/>
+          <w:lang w:val="uk-UA"/>
+        </w:rPr>
+      </w:pPr>
+      <w:r>
+        <w:rPr>
+          <w:rFonts w:ascii="Times New Roman" w:hAnsi="Times New Roman"/>
+          <w:sz w:val="28"/>
+          <w:szCs w:val="28"/>
+          <w:lang w:val="uk-UA"/>
+        </w:rPr>
+      </w:r>
+    </w:p>
+    <w:p>
+      <w:pPr>
+        <w:pStyle w:val="ListParagraph"/>
+        <w:ind w:hanging="0" w:start="0"/>
+        <w:rPr>
+          <w:rFonts w:ascii="Times New Roman" w:hAnsi="Times New Roman"/>
+          <w:sz w:val="28"/>
+          <w:szCs w:val="28"/>
+          <w:lang w:val="uk-UA"/>
+        </w:rPr>
+      </w:pPr>
+      <w:r>
+        <w:drawing>
+          <wp:anchor distT="0" distB="0" distL="0" distR="0" simplePos="0" relativeHeight="26" behindDoc="0" locked="0" layoutInCell="0" allowOverlap="1">
+            <wp:simplePos x="0" y="0"/>
+            <wp:positionH relativeFrom="column">
+              <wp:align>center</wp:align>
+            </wp:positionH>
+            <wp:positionV relativeFrom="paragraph">
+              <wp:posOffset>635</wp:posOffset>
+            </wp:positionV>
+            <wp:extent cx="6120130" cy="2056130"/>
+            <wp:effectExtent l="0" t="0" r="0" b="0"/>
+            <wp:wrapSquare wrapText="largest"/>
+            <wp:docPr id="24" name="Зображення25"/>
+            <wp:cNvGraphicFramePr>
+              <a:graphicFrameLocks xmlns:a="http://schemas.openxmlformats.org/drawingml/2006/main" noChangeAspect="1"/>
+            </wp:cNvGraphicFramePr>
+            <a:graphic xmlns:a="http://schemas.openxmlformats.org/drawingml/2006/main">
+              <a:graphicData uri="http://schemas.openxmlformats.org/drawingml/2006/picture">
+                <pic:pic xmlns:pic="http://schemas.openxmlformats.org/drawingml/2006/picture">
+                  <pic:nvPicPr>
+                    <pic:cNvPr id="24" name="Зображення25"/>
+                    <pic:cNvPicPr>
+                      <a:picLocks noChangeAspect="1" noChangeArrowheads="1"/>
+                    </pic:cNvPicPr>
+                  </pic:nvPicPr>
+                  <pic:blipFill>
+                    <a:blip r:embed="rId26"/>
+                    <a:stretch>
+                      <a:fillRect/>
+                    </a:stretch>
+                  </pic:blipFill>
+                  <pic:spPr bwMode="auto">
+                    <a:xfrm>
+                      <a:off x="0" y="0"/>
+                      <a:ext cx="6120130" cy="2056130"/>
+                    </a:xfrm>
+                    <a:prstGeom prst="rect">
+                      <a:avLst/>
+                    </a:prstGeom>
+                    <a:noFill/>
+                  </pic:spPr>
+                </pic:pic>
+              </a:graphicData>
+            </a:graphic>
+          </wp:anchor>
+        </w:drawing>
+      </w:r>
+      <w:r>
+        <w:rPr>
+          <w:rFonts w:ascii="Times New Roman" w:hAnsi="Times New Roman"/>
+          <w:sz w:val="28"/>
+          <w:szCs w:val="28"/>
+          <w:lang w:val="uk-UA"/>
+        </w:rPr>
+        <w:t xml:space="preserve"> </w:t>
+      </w:r>
+      <w:r>
+        <w:rPr>
+          <w:rFonts w:ascii="Times New Roman" w:hAnsi="Times New Roman"/>
+          <w:sz w:val="28"/>
+          <w:szCs w:val="28"/>
+          <w:lang w:val="ru-RU"/>
+        </w:rPr>
+        <w:t>Результат</w:t>
+      </w:r>
+    </w:p>
+    <w:p>
+      <w:pPr>
+        <w:pStyle w:val="ListParagraph"/>
+        <w:ind w:hanging="0" w:start="0"/>
+        <w:rPr>
+          <w:rFonts w:ascii="Times New Roman" w:hAnsi="Times New Roman"/>
+          <w:sz w:val="28"/>
+          <w:szCs w:val="28"/>
+          <w:lang w:val="uk-UA"/>
+        </w:rPr>
+      </w:pPr>
+      <w:r>
+        <w:rPr>
+          <w:rFonts w:ascii="Times New Roman" w:hAnsi="Times New Roman"/>
+          <w:sz w:val="28"/>
+          <w:szCs w:val="28"/>
+          <w:lang w:val="uk-UA"/>
+        </w:rPr>
+        <w:drawing>
+          <wp:anchor distT="0" distB="0" distL="0" distR="0" simplePos="0" relativeHeight="27" behindDoc="0" locked="0" layoutInCell="0" allowOverlap="1">
+            <wp:simplePos x="0" y="0"/>
+            <wp:positionH relativeFrom="column">
+              <wp:align>center</wp:align>
+            </wp:positionH>
+            <wp:positionV relativeFrom="paragraph">
+              <wp:posOffset>635</wp:posOffset>
+            </wp:positionV>
+            <wp:extent cx="3390900" cy="662940"/>
+            <wp:effectExtent l="0" t="0" r="0" b="0"/>
+            <wp:wrapSquare wrapText="largest"/>
+            <wp:docPr id="25" name="Зображення26"/>
+            <wp:cNvGraphicFramePr>
+              <a:graphicFrameLocks xmlns:a="http://schemas.openxmlformats.org/drawingml/2006/main" noChangeAspect="1"/>
+            </wp:cNvGraphicFramePr>
+            <a:graphic xmlns:a="http://schemas.openxmlformats.org/drawingml/2006/main">
+              <a:graphicData uri="http://schemas.openxmlformats.org/drawingml/2006/picture">
+                <pic:pic xmlns:pic="http://schemas.openxmlformats.org/drawingml/2006/picture">
+                  <pic:nvPicPr>
+                    <pic:cNvPr id="25" name="Зображення26"/>
+                    <pic:cNvPicPr>
+                      <a:picLocks noChangeAspect="1" noChangeArrowheads="1"/>
+                    </pic:cNvPicPr>
+                  </pic:nvPicPr>
+                  <pic:blipFill>
+                    <a:blip r:embed="rId27"/>
+                    <a:stretch>
+                      <a:fillRect/>
+                    </a:stretch>
+                  </pic:blipFill>
+                  <pic:spPr bwMode="auto">
+                    <a:xfrm>
+                      <a:off x="0" y="0"/>
+                      <a:ext cx="3390900" cy="662940"/>
+                    </a:xfrm>
+                    <a:prstGeom prst="rect">
+                      <a:avLst/>
+                    </a:prstGeom>
+                    <a:noFill/>
+                  </pic:spPr>
+                </pic:pic>
+              </a:graphicData>
+            </a:graphic>
+          </wp:anchor>
+        </w:drawing>
+      </w:r>
+    </w:p>
+    <w:p>
+      <w:pPr>
+        <w:pStyle w:val="ListParagraph"/>
+        <w:ind w:hanging="0" w:start="0"/>
+        <w:rPr>
+          <w:rFonts w:ascii="Times New Roman" w:hAnsi="Times New Roman"/>
+          <w:sz w:val="28"/>
+          <w:szCs w:val="28"/>
+          <w:lang w:val="uk-UA"/>
+        </w:rPr>
+      </w:pPr>
+      <w:r>
+        <w:rPr>
+          <w:rFonts w:ascii="Times New Roman" w:hAnsi="Times New Roman"/>
+          <w:sz w:val="28"/>
+          <w:szCs w:val="28"/>
+          <w:lang w:val="uk-UA"/>
+        </w:rPr>
+      </w:r>
+    </w:p>
+    <w:p>
+      <w:pPr>
+        <w:pStyle w:val="ListParagraph"/>
+        <w:ind w:hanging="0" w:start="0"/>
+        <w:rPr>
+          <w:rFonts w:ascii="Times New Roman" w:hAnsi="Times New Roman"/>
+          <w:sz w:val="28"/>
+          <w:szCs w:val="28"/>
+          <w:lang w:val="uk-UA"/>
+        </w:rPr>
+      </w:pPr>
+      <w:r>
+        <w:rPr>
+          <w:rFonts w:ascii="Times New Roman" w:hAnsi="Times New Roman"/>
+          <w:sz w:val="28"/>
+          <w:szCs w:val="28"/>
+          <w:lang w:val="uk-UA"/>
+        </w:rPr>
+      </w:r>
+    </w:p>
+    <w:p>
+      <w:pPr>
+        <w:pStyle w:val="ListParagraph"/>
+        <w:ind w:hanging="0" w:start="0"/>
+        <w:rPr>
+          <w:rFonts w:ascii="Times New Roman" w:hAnsi="Times New Roman"/>
+          <w:sz w:val="28"/>
+          <w:szCs w:val="28"/>
+          <w:lang w:val="uk-UA"/>
+        </w:rPr>
+      </w:pPr>
+      <w:r>
+        <w:rPr>
+          <w:rFonts w:ascii="Times New Roman" w:hAnsi="Times New Roman"/>
+          <w:sz w:val="28"/>
+          <w:szCs w:val="28"/>
+          <w:lang w:val="uk-UA"/>
+        </w:rPr>
+      </w:r>
+    </w:p>
+    <w:p>
+      <w:pPr>
+        <w:pStyle w:val="ListParagraph"/>
+        <w:numPr>
+          <w:ilvl w:val="0"/>
+          <w:numId w:val="2"/>
+        </w:numPr>
+        <w:rPr>
+          <w:rFonts w:ascii="Times New Roman" w:hAnsi="Times New Roman"/>
+          <w:sz w:val="28"/>
+          <w:szCs w:val="28"/>
+        </w:rPr>
+      </w:pPr>
+      <w:r>
+        <w:rPr>
+          <w:rFonts w:ascii="Times New Roman" w:hAnsi="Times New Roman"/>
+          <w:sz w:val="28"/>
+          <w:szCs w:val="28"/>
+          <w:lang w:val="uk-UA"/>
+        </w:rPr>
+        <w:t>Використання модулів для програми калькулятор. Функції додавання, віднімання, множення та ділення перенести в файл functions.py. Функції запиту на введення даних для операцій та самих операцій перемістити в файл operations.py. Програму калькулятор реалізувати в файлі calc.py, до якого підключають файл functions.py та operations.py.</w:t>
+      </w:r>
+    </w:p>
+    <w:p>
+      <w:pPr>
+        <w:pStyle w:val="Normal"/>
+        <w:bidi w:val="0"/>
+        <w:ind w:start="709"/>
+        <w:jc w:val="start"/>
+        <w:rPr>
+          <w:rFonts w:ascii="Times New Roman" w:hAnsi="Times New Roman"/>
+          <w:sz w:val="28"/>
+          <w:szCs w:val="28"/>
+          <w:lang w:val="ru-RU"/>
+        </w:rPr>
+      </w:pPr>
+      <w:r>
+        <w:rPr>
+          <w:rFonts w:ascii="Times New Roman" w:hAnsi="Times New Roman"/>
+          <w:sz w:val="28"/>
+          <w:szCs w:val="28"/>
+          <w:lang w:val="ru-RU"/>
+        </w:rPr>
+        <w:t xml:space="preserve">3 </w:t>
+      </w:r>
+      <w:r>
+        <w:rPr>
+          <w:rFonts w:ascii="Times New Roman" w:hAnsi="Times New Roman"/>
+          <w:sz w:val="28"/>
+          <w:szCs w:val="28"/>
+          <w:lang w:val="uk-UA"/>
+        </w:rPr>
+        <w:t>наші файли</w:t>
+      </w:r>
+    </w:p>
+    <w:p>
+      <w:pPr>
+        <w:pStyle w:val="Normal"/>
+        <w:bidi w:val="0"/>
+        <w:ind w:start="709"/>
+        <w:jc w:val="start"/>
+        <w:rPr>
+          <w:rFonts w:ascii="Times New Roman" w:hAnsi="Times New Roman"/>
+          <w:sz w:val="28"/>
+          <w:szCs w:val="28"/>
+          <w:lang w:val="uk-UA"/>
+        </w:rPr>
+      </w:pPr>
+      <w:r>
+        <w:rPr>
+          <w:rFonts w:ascii="Times New Roman" w:hAnsi="Times New Roman"/>
+          <w:sz w:val="28"/>
+          <w:szCs w:val="28"/>
+          <w:lang w:val="uk-UA"/>
+        </w:rPr>
+      </w:r>
+    </w:p>
+    <w:p>
+      <w:pPr>
+        <w:pStyle w:val="Normal"/>
+        <w:bidi w:val="0"/>
+        <w:ind w:start="709"/>
+        <w:jc w:val="start"/>
+        <w:rPr>
+          <w:rFonts w:ascii="Times New Roman" w:hAnsi="Times New Roman"/>
+          <w:sz w:val="28"/>
+          <w:szCs w:val="28"/>
+          <w:lang w:val="en-US"/>
+        </w:rPr>
+      </w:pPr>
+      <w:r>
+        <w:rPr>
+          <w:rFonts w:ascii="Times New Roman" w:hAnsi="Times New Roman"/>
+          <w:sz w:val="28"/>
+          <w:szCs w:val="28"/>
+          <w:lang w:val="en-US"/>
+        </w:rPr>
+        <w:t>functions</w:t>
+      </w:r>
+    </w:p>
+    <w:p>
+      <w:pPr>
+        <w:pStyle w:val="Normal"/>
+        <w:bidi w:val="0"/>
+        <w:ind w:start="709"/>
+        <w:jc w:val="start"/>
+        <w:rPr>
+          <w:lang w:val="ru-RU"/>
+        </w:rPr>
+      </w:pPr>
+      <w:r>
+        <w:rPr>
+          <w:lang w:val="ru-RU"/>
+        </w:rPr>
+        <w:drawing>
+          <wp:anchor distT="0" distB="0" distL="0" distR="0" simplePos="0" relativeHeight="28" behindDoc="0" locked="0" layoutInCell="0" allowOverlap="1">
+            <wp:simplePos x="0" y="0"/>
+            <wp:positionH relativeFrom="column">
+              <wp:posOffset>762635</wp:posOffset>
+            </wp:positionH>
+            <wp:positionV relativeFrom="paragraph">
+              <wp:posOffset>2540</wp:posOffset>
+            </wp:positionV>
+            <wp:extent cx="4701540" cy="3215640"/>
+            <wp:effectExtent l="0" t="0" r="0" b="0"/>
+            <wp:wrapSquare wrapText="largest"/>
+            <wp:docPr id="26" name="Зображення27"/>
+            <wp:cNvGraphicFramePr>
+              <a:graphicFrameLocks xmlns:a="http://schemas.openxmlformats.org/drawingml/2006/main" noChangeAspect="1"/>
+            </wp:cNvGraphicFramePr>
+            <a:graphic xmlns:a="http://schemas.openxmlformats.org/drawingml/2006/main">
+              <a:graphicData uri="http://schemas.openxmlformats.org/drawingml/2006/picture">
+                <pic:pic xmlns:pic="http://schemas.openxmlformats.org/drawingml/2006/picture">
+                  <pic:nvPicPr>
+                    <pic:cNvPr id="26" name="Зображення27"/>
+                    <pic:cNvPicPr>
+                      <a:picLocks noChangeAspect="1" noChangeArrowheads="1"/>
+                    </pic:cNvPicPr>
+                  </pic:nvPicPr>
+                  <pic:blipFill>
+                    <a:blip r:embed="rId28"/>
+                    <a:stretch>
+                      <a:fillRect/>
+                    </a:stretch>
+                  </pic:blipFill>
+                  <pic:spPr bwMode="auto">
+                    <a:xfrm>
+                      <a:off x="0" y="0"/>
+                      <a:ext cx="4701540" cy="3215640"/>
+                    </a:xfrm>
+                    <a:prstGeom prst="rect">
+                      <a:avLst/>
+                    </a:prstGeom>
+                    <a:noFill/>
+                  </pic:spPr>
+                </pic:pic>
+              </a:graphicData>
+            </a:graphic>
+          </wp:anchor>
+        </w:drawing>
+      </w:r>
+    </w:p>
+    <w:p>
+      <w:pPr>
+        <w:pStyle w:val="Normal"/>
+        <w:bidi w:val="0"/>
+        <w:ind w:start="709"/>
+        <w:jc w:val="start"/>
+        <w:rPr>
+          <w:lang w:val="ru-RU"/>
+        </w:rPr>
+      </w:pPr>
+      <w:r>
+        <w:rPr>
+          <w:lang w:val="ru-RU"/>
+        </w:rPr>
+      </w:r>
+    </w:p>
+    <w:p>
+      <w:pPr>
+        <w:pStyle w:val="Normal"/>
+        <w:bidi w:val="0"/>
+        <w:ind w:start="709"/>
+        <w:jc w:val="start"/>
+        <w:rPr>
+          <w:lang w:val="ru-RU"/>
+        </w:rPr>
+      </w:pPr>
+      <w:r>
+        <w:rPr>
+          <w:lang w:val="ru-RU"/>
+        </w:rPr>
+      </w:r>
+    </w:p>
+    <w:p>
+      <w:pPr>
+        <w:pStyle w:val="Normal"/>
+        <w:bidi w:val="0"/>
+        <w:ind w:start="709"/>
+        <w:jc w:val="start"/>
+        <w:rPr>
+          <w:lang w:val="ru-RU"/>
+        </w:rPr>
+      </w:pPr>
+      <w:r>
+        <w:rPr>
+          <w:lang w:val="ru-RU"/>
+        </w:rPr>
+      </w:r>
+    </w:p>
+    <w:p>
+      <w:pPr>
+        <w:pStyle w:val="Normal"/>
+        <w:bidi w:val="0"/>
+        <w:ind w:start="709"/>
+        <w:jc w:val="start"/>
+        <w:rPr>
+          <w:lang w:val="ru-RU"/>
+        </w:rPr>
+      </w:pPr>
+      <w:r>
+        <w:rPr>
+          <w:lang w:val="ru-RU"/>
+        </w:rPr>
+      </w:r>
+    </w:p>
+    <w:p>
+      <w:pPr>
+        <w:pStyle w:val="Normal"/>
+        <w:bidi w:val="0"/>
+        <w:ind w:start="709"/>
+        <w:jc w:val="start"/>
+        <w:rPr>
+          <w:lang w:val="ru-RU"/>
+        </w:rPr>
+      </w:pPr>
+      <w:r>
+        <w:rPr>
+          <w:lang w:val="ru-RU"/>
+        </w:rPr>
+      </w:r>
+    </w:p>
+    <w:p>
+      <w:pPr>
+        <w:pStyle w:val="Normal"/>
+        <w:bidi w:val="0"/>
+        <w:ind w:start="709"/>
+        <w:jc w:val="start"/>
+        <w:rPr>
+          <w:lang w:val="ru-RU"/>
+        </w:rPr>
+      </w:pPr>
+      <w:r>
+        <w:rPr>
+          <w:lang w:val="ru-RU"/>
+        </w:rPr>
+      </w:r>
+    </w:p>
+    <w:p>
+      <w:pPr>
+        <w:pStyle w:val="Normal"/>
+        <w:bidi w:val="0"/>
+        <w:ind w:start="709"/>
+        <w:jc w:val="start"/>
+        <w:rPr>
+          <w:lang w:val="ru-RU"/>
+        </w:rPr>
+      </w:pPr>
+      <w:r>
+        <w:rPr>
+          <w:lang w:val="ru-RU"/>
+        </w:rPr>
+      </w:r>
+    </w:p>
+    <w:p>
+      <w:pPr>
+        <w:pStyle w:val="Normal"/>
+        <w:bidi w:val="0"/>
+        <w:ind w:start="709"/>
+        <w:jc w:val="start"/>
+        <w:rPr>
+          <w:lang w:val="ru-RU"/>
+        </w:rPr>
+      </w:pPr>
+      <w:r>
+        <w:rPr>
+          <w:lang w:val="ru-RU"/>
+        </w:rPr>
+      </w:r>
+    </w:p>
+    <w:p>
+      <w:pPr>
+        <w:pStyle w:val="Normal"/>
+        <w:bidi w:val="0"/>
+        <w:ind w:start="709"/>
+        <w:jc w:val="start"/>
+        <w:rPr>
+          <w:lang w:val="ru-RU"/>
+        </w:rPr>
+      </w:pPr>
+      <w:r>
+        <w:rPr>
+          <w:lang w:val="ru-RU"/>
+        </w:rPr>
+      </w:r>
+    </w:p>
+    <w:p>
+      <w:pPr>
+        <w:pStyle w:val="Normal"/>
+        <w:bidi w:val="0"/>
+        <w:ind w:start="709"/>
+        <w:jc w:val="start"/>
+        <w:rPr>
+          <w:lang w:val="ru-RU"/>
+        </w:rPr>
+      </w:pPr>
+      <w:r>
+        <w:rPr>
+          <w:lang w:val="ru-RU"/>
+        </w:rPr>
+      </w:r>
+    </w:p>
+    <w:p>
+      <w:pPr>
+        <w:pStyle w:val="Normal"/>
+        <w:bidi w:val="0"/>
+        <w:ind w:start="709"/>
+        <w:jc w:val="start"/>
+        <w:rPr>
+          <w:lang w:val="ru-RU"/>
+        </w:rPr>
+      </w:pPr>
+      <w:r>
+        <w:rPr>
+          <w:lang w:val="ru-RU"/>
+        </w:rPr>
+      </w:r>
+    </w:p>
+    <w:p>
+      <w:pPr>
+        <w:pStyle w:val="Normal"/>
+        <w:bidi w:val="0"/>
+        <w:ind w:start="709"/>
+        <w:jc w:val="start"/>
+        <w:rPr>
+          <w:lang w:val="ru-RU"/>
+        </w:rPr>
+      </w:pPr>
+      <w:r>
+        <w:rPr>
+          <w:lang w:val="ru-RU"/>
+        </w:rPr>
+      </w:r>
+    </w:p>
+    <w:p>
+      <w:pPr>
+        <w:pStyle w:val="Normal"/>
+        <w:bidi w:val="0"/>
+        <w:ind w:start="709"/>
+        <w:jc w:val="start"/>
+        <w:rPr>
+          <w:lang w:val="ru-RU"/>
+        </w:rPr>
+      </w:pPr>
+      <w:r>
+        <w:rPr>
+          <w:lang w:val="ru-RU"/>
+        </w:rPr>
+      </w:r>
+    </w:p>
+    <w:p>
+      <w:pPr>
+        <w:pStyle w:val="Normal"/>
+        <w:bidi w:val="0"/>
+        <w:ind w:start="709"/>
+        <w:jc w:val="start"/>
+        <w:rPr>
+          <w:lang w:val="ru-RU"/>
+        </w:rPr>
+      </w:pPr>
+      <w:r>
+        <w:rPr>
+          <w:lang w:val="ru-RU"/>
+        </w:rPr>
+      </w:r>
+    </w:p>
+    <w:p>
+      <w:pPr>
+        <w:pStyle w:val="Normal"/>
+        <w:bidi w:val="0"/>
+        <w:ind w:start="709"/>
+        <w:jc w:val="start"/>
+        <w:rPr>
+          <w:lang w:val="ru-RU"/>
+        </w:rPr>
+      </w:pPr>
+      <w:r>
+        <w:rPr>
+          <w:lang w:val="ru-RU"/>
+        </w:rPr>
+      </w:r>
+    </w:p>
+    <w:p>
+      <w:pPr>
+        <w:pStyle w:val="Normal"/>
+        <w:bidi w:val="0"/>
+        <w:ind w:start="709"/>
+        <w:jc w:val="start"/>
+        <w:rPr>
+          <w:lang w:val="ru-RU"/>
+        </w:rPr>
+      </w:pPr>
+      <w:r>
+        <w:rPr>
+          <w:lang w:val="ru-RU"/>
+        </w:rPr>
+      </w:r>
+    </w:p>
+    <w:p>
+      <w:pPr>
+        <w:pStyle w:val="Normal"/>
+        <w:bidi w:val="0"/>
+        <w:ind w:start="709"/>
+        <w:jc w:val="start"/>
+        <w:rPr>
+          <w:lang w:val="ru-RU"/>
+        </w:rPr>
+      </w:pPr>
+      <w:r>
+        <w:rPr>
+          <w:lang w:val="ru-RU"/>
+        </w:rPr>
+      </w:r>
+    </w:p>
+    <w:p>
+      <w:pPr>
+        <w:pStyle w:val="Normal"/>
+        <w:bidi w:val="0"/>
+        <w:ind w:start="709"/>
+        <w:jc w:val="start"/>
+        <w:rPr>
+          <w:lang w:val="ru-RU"/>
+        </w:rPr>
+      </w:pPr>
+      <w:r>
+        <w:rPr>
+          <w:lang w:val="ru-RU"/>
+        </w:rPr>
+      </w:r>
+    </w:p>
+    <w:p>
+      <w:pPr>
+        <w:pStyle w:val="Normal"/>
+        <w:bidi w:val="0"/>
+        <w:ind w:start="709"/>
+        <w:jc w:val="start"/>
+        <w:rPr>
+          <w:lang w:val="ru-RU"/>
+        </w:rPr>
+      </w:pPr>
+      <w:r>
+        <w:rPr>
+          <w:lang w:val="ru-RU"/>
+        </w:rPr>
+      </w:r>
+    </w:p>
+    <w:p>
+      <w:pPr>
+        <w:pStyle w:val="Normal"/>
+        <w:bidi w:val="0"/>
+        <w:ind w:start="709"/>
+        <w:jc w:val="start"/>
+        <w:rPr>
+          <w:lang w:val="ru-RU"/>
+        </w:rPr>
+      </w:pPr>
+      <w:r>
+        <w:rPr>
+          <w:lang w:val="ru-RU"/>
+        </w:rPr>
+      </w:r>
+    </w:p>
+    <w:p>
+      <w:pPr>
+        <w:pStyle w:val="Normal"/>
+        <w:bidi w:val="0"/>
+        <w:ind w:start="709"/>
+        <w:jc w:val="start"/>
+        <w:rPr>
+          <w:rFonts w:ascii="Times New Roman" w:hAnsi="Times New Roman"/>
+          <w:sz w:val="28"/>
+          <w:szCs w:val="28"/>
+          <w:lang w:val="en-US"/>
+        </w:rPr>
+      </w:pPr>
+      <w:r>
+        <w:rPr>
+          <w:rFonts w:ascii="Times New Roman" w:hAnsi="Times New Roman"/>
+          <w:sz w:val="28"/>
+          <w:szCs w:val="28"/>
+          <w:lang w:val="en-US"/>
+        </w:rPr>
+        <w:t>function.py</w:t>
+      </w:r>
+    </w:p>
+    <w:p>
+      <w:pPr>
+        <w:pStyle w:val="Normal"/>
+        <w:bidi w:val="0"/>
+        <w:ind w:start="709"/>
+        <w:jc w:val="start"/>
+        <w:rPr>
+          <w:rFonts w:ascii="Times New Roman" w:hAnsi="Times New Roman"/>
+          <w:sz w:val="28"/>
+          <w:szCs w:val="28"/>
+          <w:lang w:val="en-US"/>
+        </w:rPr>
+      </w:pPr>
+      <w:r>
+        <w:drawing>
+          <wp:anchor distT="0" distB="0" distL="0" distR="0" simplePos="0" relativeHeight="29" behindDoc="0" locked="0" layoutInCell="0" allowOverlap="1">
+            <wp:simplePos x="0" y="0"/>
+            <wp:positionH relativeFrom="column">
+              <wp:align>center</wp:align>
+            </wp:positionH>
+            <wp:positionV relativeFrom="paragraph">
+              <wp:posOffset>635</wp:posOffset>
+            </wp:positionV>
+            <wp:extent cx="5372100" cy="2476500"/>
+            <wp:effectExtent l="0" t="0" r="0" b="0"/>
+            <wp:wrapSquare wrapText="largest"/>
+            <wp:docPr id="27" name="Зображення28"/>
+            <wp:cNvGraphicFramePr>
+              <a:graphicFrameLocks xmlns:a="http://schemas.openxmlformats.org/drawingml/2006/main" noChangeAspect="1"/>
+            </wp:cNvGraphicFramePr>
+            <a:graphic xmlns:a="http://schemas.openxmlformats.org/drawingml/2006/main">
+              <a:graphicData uri="http://schemas.openxmlformats.org/drawingml/2006/picture">
+                <pic:pic xmlns:pic="http://schemas.openxmlformats.org/drawingml/2006/picture">
+                  <pic:nvPicPr>
+                    <pic:cNvPr id="27" name="Зображення28"/>
+                    <pic:cNvPicPr>
+                      <a:picLocks noChangeAspect="1" noChangeArrowheads="1"/>
+                    </pic:cNvPicPr>
+                  </pic:nvPicPr>
+                  <pic:blipFill>
+                    <a:blip r:embed="rId29"/>
+                    <a:stretch>
+                      <a:fillRect/>
+                    </a:stretch>
+                  </pic:blipFill>
+                  <pic:spPr bwMode="auto">
+                    <a:xfrm>
+                      <a:off x="0" y="0"/>
+                      <a:ext cx="5372100" cy="2476500"/>
+                    </a:xfrm>
+                    <a:prstGeom prst="rect">
+                      <a:avLst/>
+                    </a:prstGeom>
+                    <a:noFill/>
+                  </pic:spPr>
+                </pic:pic>
+              </a:graphicData>
+            </a:graphic>
+          </wp:anchor>
+        </w:drawing>
+      </w:r>
+      <w:r>
+        <w:rPr>
+          <w:lang w:val="ru-RU"/>
+        </w:rPr>
+        <w:t xml:space="preserve"> </w:t>
+      </w:r>
+      <w:r>
+        <w:rPr>
+          <w:rFonts w:ascii="Times New Roman" w:hAnsi="Times New Roman"/>
+          <w:sz w:val="28"/>
+          <w:szCs w:val="28"/>
+          <w:lang w:val="en-US"/>
+        </w:rPr>
+        <w:t>Cal.py</w:t>
+      </w:r>
+    </w:p>
+    <w:p>
+      <w:pPr>
+        <w:pStyle w:val="Normal"/>
+        <w:bidi w:val="0"/>
+        <w:ind w:start="709"/>
+        <w:jc w:val="start"/>
+        <w:rPr>
+          <w:lang w:val="ru-RU"/>
+        </w:rPr>
+      </w:pPr>
+      <w:r>
+        <w:rPr>
+          <w:lang w:val="ru-RU"/>
+        </w:rPr>
+        <w:drawing>
+          <wp:anchor distT="0" distB="0" distL="0" distR="0" simplePos="0" relativeHeight="30" behindDoc="0" locked="0" layoutInCell="0" allowOverlap="1">
+            <wp:simplePos x="0" y="0"/>
+            <wp:positionH relativeFrom="column">
+              <wp:align>center</wp:align>
+            </wp:positionH>
+            <wp:positionV relativeFrom="paragraph">
+              <wp:posOffset>635</wp:posOffset>
+            </wp:positionV>
+            <wp:extent cx="3406140" cy="1562100"/>
+            <wp:effectExtent l="0" t="0" r="0" b="0"/>
+            <wp:wrapSquare wrapText="largest"/>
+            <wp:docPr id="28" name="Зображення29"/>
+            <wp:cNvGraphicFramePr>
+              <a:graphicFrameLocks xmlns:a="http://schemas.openxmlformats.org/drawingml/2006/main" noChangeAspect="1"/>
+            </wp:cNvGraphicFramePr>
+            <a:graphic xmlns:a="http://schemas.openxmlformats.org/drawingml/2006/main">
+              <a:graphicData uri="http://schemas.openxmlformats.org/drawingml/2006/picture">
+                <pic:pic xmlns:pic="http://schemas.openxmlformats.org/drawingml/2006/picture">
+                  <pic:nvPicPr>
+                    <pic:cNvPr id="28" name="Зображення29"/>
+                    <pic:cNvPicPr>
+                      <a:picLocks noChangeAspect="1" noChangeArrowheads="1"/>
+                    </pic:cNvPicPr>
+                  </pic:nvPicPr>
+                  <pic:blipFill>
+                    <a:blip r:embed="rId30"/>
+                    <a:stretch>
+                      <a:fillRect/>
+                    </a:stretch>
+                  </pic:blipFill>
+                  <pic:spPr bwMode="auto">
+                    <a:xfrm>
+                      <a:off x="0" y="0"/>
+                      <a:ext cx="3406140" cy="1562100"/>
+                    </a:xfrm>
+                    <a:prstGeom prst="rect">
+                      <a:avLst/>
+                    </a:prstGeom>
+                    <a:noFill/>
+                  </pic:spPr>
+                </pic:pic>
+              </a:graphicData>
+            </a:graphic>
+          </wp:anchor>
+        </w:drawing>
+      </w:r>
+    </w:p>
+    <w:p>
+      <w:pPr>
+        <w:pStyle w:val="Normal"/>
+        <w:bidi w:val="0"/>
+        <w:ind w:start="709"/>
+        <w:jc w:val="start"/>
+        <w:rPr>
+          <w:lang w:val="ru-RU"/>
+        </w:rPr>
+      </w:pPr>
+      <w:r>
+        <w:rPr>
+          <w:lang w:val="ru-RU"/>
+        </w:rPr>
+      </w:r>
+    </w:p>
+    <w:p>
+      <w:pPr>
+        <w:pStyle w:val="Normal"/>
+        <w:bidi w:val="0"/>
+        <w:ind w:start="709"/>
+        <w:jc w:val="start"/>
+        <w:rPr>
+          <w:lang w:val="ru-RU"/>
+        </w:rPr>
+      </w:pPr>
+      <w:r>
+        <w:rPr>
+          <w:lang w:val="ru-RU"/>
+        </w:rPr>
+      </w:r>
+    </w:p>
+    <w:p>
+      <w:pPr>
+        <w:pStyle w:val="Normal"/>
+        <w:bidi w:val="0"/>
+        <w:ind w:start="709"/>
+        <w:jc w:val="start"/>
+        <w:rPr>
+          <w:lang w:val="ru-RU"/>
+        </w:rPr>
+      </w:pPr>
+      <w:r>
+        <w:rPr>
+          <w:lang w:val="ru-RU"/>
+        </w:rPr>
+      </w:r>
+    </w:p>
+    <w:p>
+      <w:pPr>
+        <w:pStyle w:val="Normal"/>
+        <w:bidi w:val="0"/>
+        <w:ind w:start="709"/>
+        <w:jc w:val="start"/>
+        <w:rPr>
+          <w:lang w:val="ru-RU"/>
+        </w:rPr>
+      </w:pPr>
+      <w:r>
+        <w:rPr>
+          <w:lang w:val="ru-RU"/>
+        </w:rPr>
+      </w:r>
+    </w:p>
+    <w:p>
+      <w:pPr>
+        <w:pStyle w:val="Normal"/>
+        <w:bidi w:val="0"/>
+        <w:ind w:start="709"/>
+        <w:jc w:val="start"/>
+        <w:rPr>
+          <w:lang w:val="ru-RU"/>
+        </w:rPr>
+      </w:pPr>
+      <w:r>
+        <w:rPr>
+          <w:lang w:val="ru-RU"/>
+        </w:rPr>
+      </w:r>
+    </w:p>
+    <w:p>
+      <w:pPr>
+        <w:pStyle w:val="Normal"/>
+        <w:bidi w:val="0"/>
+        <w:ind w:start="709"/>
+        <w:jc w:val="start"/>
+        <w:rPr>
+          <w:lang w:val="ru-RU"/>
+        </w:rPr>
+      </w:pPr>
+      <w:r>
+        <w:rPr>
+          <w:lang w:val="ru-RU"/>
+        </w:rPr>
+      </w:r>
+    </w:p>
+    <w:p>
+      <w:pPr>
+        <w:pStyle w:val="Normal"/>
+        <w:bidi w:val="0"/>
+        <w:ind w:start="709"/>
+        <w:jc w:val="start"/>
+        <w:rPr>
+          <w:lang w:val="ru-RU"/>
+        </w:rPr>
+      </w:pPr>
+      <w:r>
+        <w:rPr>
+          <w:lang w:val="ru-RU"/>
+        </w:rPr>
+      </w:r>
+    </w:p>
+    <w:p>
+      <w:pPr>
+        <w:pStyle w:val="Normal"/>
+        <w:bidi w:val="0"/>
+        <w:ind w:start="709"/>
+        <w:jc w:val="start"/>
+        <w:rPr>
+          <w:lang w:val="ru-RU"/>
+        </w:rPr>
+      </w:pPr>
+      <w:r>
+        <w:rPr>
+          <w:lang w:val="ru-RU"/>
+        </w:rPr>
+      </w:r>
+    </w:p>
+    <w:p>
+      <w:pPr>
+        <w:pStyle w:val="Normal"/>
+        <w:bidi w:val="0"/>
+        <w:ind w:start="709"/>
+        <w:jc w:val="start"/>
+        <w:rPr>
+          <w:lang w:val="ru-RU"/>
+        </w:rPr>
+      </w:pPr>
+      <w:r>
+        <w:rPr>
+          <w:lang w:val="ru-RU"/>
         </w:rPr>
       </w:r>
     </w:p>
@@ -7077,7 +8510,7 @@
             <wp:extent cx="2720340" cy="320040"/>
             <wp:effectExtent l="0" t="0" r="0" b="0"/>
             <wp:wrapSquare wrapText="largest"/>
-            <wp:docPr id="21" name="Зображення1"/>
+            <wp:docPr id="29" name="Зображення1"/>
             <wp:cNvGraphicFramePr>
               <a:graphicFrameLocks xmlns:a="http://schemas.openxmlformats.org/drawingml/2006/main" noChangeAspect="1"/>
             </wp:cNvGraphicFramePr>
@@ -7085,13 +8518,13 @@
               <a:graphicData uri="http://schemas.openxmlformats.org/drawingml/2006/picture">
                 <pic:pic xmlns:pic="http://schemas.openxmlformats.org/drawingml/2006/picture">
                   <pic:nvPicPr>
-                    <pic:cNvPr id="21" name="Зображення1"/>
+                    <pic:cNvPr id="29" name="Зображення1"/>
                     <pic:cNvPicPr>
                       <a:picLocks noChangeAspect="1" noChangeArrowheads="1"/>
                     </pic:cNvPicPr>
                   </pic:nvPicPr>
                   <pic:blipFill>
-                    <a:blip r:embed="rId23"/>
+                    <a:blip r:embed="rId31"/>
                     <a:stretch>
                       <a:fillRect/>
                     </a:stretch>
@@ -7114,9 +8547,9 @@
       </w:r>
     </w:p>
     <w:sectPr>
-      <w:headerReference w:type="even" r:id="rId24"/>
-      <w:headerReference w:type="default" r:id="rId25"/>
-      <w:headerReference w:type="first" r:id="rId26"/>
+      <w:headerReference w:type="even" r:id="rId32"/>
+      <w:headerReference w:type="default" r:id="rId33"/>
+      <w:headerReference w:type="first" r:id="rId34"/>
       <w:type w:val="nextPage"/>
       <w:pgSz w:w="11906" w:h="16838"/>
       <w:pgMar w:left="1134" w:right="1134" w:gutter="0" w:header="1134" w:top="1739" w:footer="0" w:bottom="1134"/>
@@ -7639,7 +9072,7 @@
     <w:pPr>
       <w:widowControl/>
       <w:suppressAutoHyphens w:val="true"/>
-      <w:overflowPunct w:val="false"/>
+      <w:overflowPunct w:val="true"/>
       <w:bidi w:val="0"/>
       <w:spacing w:before="0" w:after="0"/>
       <w:jc w:val="start"/>
@@ -7755,8 +9188,8 @@
     </w:pPr>
     <w:rPr/>
   </w:style>
-  <w:style w:type="paragraph" w:styleId="user2">
-    <w:name w:val="Верхній і нижній колонтитули (user)"/>
+  <w:style w:type="paragraph" w:styleId="Style16">
+    <w:name w:val="Верхній і нижній колонтитули"/>
     <w:basedOn w:val="Normal"/>
     <w:qFormat/>
     <w:pPr>
@@ -7769,8 +9202,8 @@
     </w:pPr>
     <w:rPr/>
   </w:style>
-  <w:style w:type="paragraph" w:styleId="Style16">
-    <w:name w:val="Верхній і нижній колонтитули"/>
+  <w:style w:type="paragraph" w:styleId="user2">
+    <w:name w:val="Верхній і нижній колонтитули (user)"/>
     <w:basedOn w:val="Normal"/>
     <w:qFormat/>
     <w:pPr/>
@@ -7778,7 +9211,7 @@
   </w:style>
   <w:style w:type="paragraph" w:styleId="Header">
     <w:name w:val="header"/>
-    <w:basedOn w:val="user2"/>
+    <w:basedOn w:val="Style16"/>
     <w:pPr>
       <w:suppressLineNumbers/>
     </w:pPr>
